--- a/templates/10-DL-qc/word/304/quality_certificate.docx
+++ b/templates/10-DL-qc/word/304/quality_certificate.docx
@@ -1,6 +1,6 @@
 
 <file path=word/document.xml><?xml version="1.0" encoding="utf-8"?>
-<w:document xmlns:wpc="http://schemas.microsoft.com/office/word/2010/wordprocessingCanvas" xmlns:cx="http://schemas.microsoft.com/office/drawing/2014/chartex" xmlns:cx1="http://schemas.microsoft.com/office/drawing/2015/9/8/chartex" xmlns:cx2="http://schemas.microsoft.com/office/drawing/2015/10/21/chartex" xmlns:cx3="http://schemas.microsoft.com/office/drawing/2016/5/9/chartex" xmlns:cx4="http://schemas.microsoft.com/office/drawing/2016/5/10/chartex" xmlns:cx5="http://schemas.microsoft.com/office/drawing/2016/5/11/chartex" xmlns:cx6="http://schemas.microsoft.com/office/drawing/2016/5/12/chartex" xmlns:cx7="http://schemas.microsoft.com/office/drawing/2016/5/13/chartex" xmlns:cx8="http://schemas.microsoft.com/office/drawing/2016/5/14/chartex" xmlns:mc="http://schemas.openxmlformats.org/markup-compatibility/2006" xmlns:aink="http://schemas.microsoft.com/office/drawing/2016/ink" xmlns:am3d="http://schemas.microsoft.com/office/drawing/2017/model3d" xmlns:o="urn:schemas-microsoft-com:office:office" xmlns:oel="http://schemas.microsoft.com/office/2019/extlst" xmlns:r="http://schemas.openxmlformats.org/officeDocument/2006/relationships" xmlns:m="http://schemas.openxmlformats.org/officeDocument/2006/math" xmlns:v="urn:schemas-microsoft-com:vml" xmlns:wp14="http://schemas.microsoft.com/office/word/2010/wordprocessingDrawing" xmlns:wp="http://schemas.openxmlformats.org/drawingml/2006/wordprocessingDrawing" xmlns:w10="urn:schemas-microsoft-com:office:word" xmlns:w="http://schemas.openxmlformats.org/wordprocessingml/2006/main" xmlns:w14="http://schemas.microsoft.com/office/word/2010/wordml" xmlns:w15="http://schemas.microsoft.com/office/word/2012/wordml" xmlns:w16cex="http://schemas.microsoft.com/office/word/2018/wordml/cex" xmlns:w16cid="http://schemas.microsoft.com/office/word/2016/wordml/cid" xmlns:w16="http://schemas.microsoft.com/office/word/2018/wordml" xmlns:w16du="http://schemas.microsoft.com/office/word/2023/wordml/word16du" xmlns:w16sdtdh="http://schemas.microsoft.com/office/word/2020/wordml/sdtdatahash" xmlns:w16sdtfl="http://schemas.microsoft.com/office/word/2024/wordml/sdtformatlock" xmlns:w16se="http://schemas.microsoft.com/office/word/2015/wordml/symex" xmlns:wpg="http://schemas.microsoft.com/office/word/2010/wordprocessingGroup" xmlns:wpi="http://schemas.microsoft.com/office/word/2010/wordprocessingInk" xmlns:wne="http://schemas.microsoft.com/office/word/2006/wordml" xmlns:wps="http://schemas.microsoft.com/office/word/2010/wordprocessingShape" mc:Ignorable="w14 w15 w16se w16cid w16 w16cex w16sdtdh w16sdtfl w16du wp14">
+<w:document xmlns:wpc="http://schemas.microsoft.com/office/word/2010/wordprocessingCanvas" xmlns:cx="http://schemas.microsoft.com/office/drawing/2014/chartex" xmlns:cx1="http://schemas.microsoft.com/office/drawing/2015/9/8/chartex" xmlns:cx2="http://schemas.microsoft.com/office/drawing/2015/10/21/chartex" xmlns:cx3="http://schemas.microsoft.com/office/drawing/2016/5/9/chartex" xmlns:cx4="http://schemas.microsoft.com/office/drawing/2016/5/10/chartex" xmlns:cx5="http://schemas.microsoft.com/office/drawing/2016/5/11/chartex" xmlns:cx6="http://schemas.microsoft.com/office/drawing/2016/5/12/chartex" xmlns:cx7="http://schemas.microsoft.com/office/drawing/2016/5/13/chartex" xmlns:cx8="http://schemas.microsoft.com/office/drawing/2016/5/14/chartex" xmlns:mc="http://schemas.openxmlformats.org/markup-compatibility/2006" xmlns:aink="http://schemas.microsoft.com/office/drawing/2016/ink" xmlns:am3d="http://schemas.microsoft.com/office/drawing/2017/model3d" xmlns:o="urn:schemas-microsoft-com:office:office" xmlns:oel="http://schemas.microsoft.com/office/2019/extlst" xmlns:r="http://schemas.openxmlformats.org/officeDocument/2006/relationships" xmlns:m="http://schemas.openxmlformats.org/officeDocument/2006/math" xmlns:v="urn:schemas-microsoft-com:vml" xmlns:wp14="http://schemas.microsoft.com/office/word/2010/wordprocessingDrawing" xmlns:wp="http://schemas.openxmlformats.org/drawingml/2006/wordprocessingDrawing" xmlns:w10="urn:schemas-microsoft-com:office:word" xmlns:w="http://schemas.openxmlformats.org/wordprocessingml/2006/main" xmlns:w14="http://schemas.microsoft.com/office/word/2010/wordml" xmlns:w15="http://schemas.microsoft.com/office/word/2012/wordml" xmlns:w16cei="http://schemas.microsoft.com/office/word/2026/wordml/cei" xmlns:w16cex="http://schemas.microsoft.com/office/word/2018/wordml/cex" xmlns:w16cid="http://schemas.microsoft.com/office/word/2016/wordml/cid" xmlns:w16="http://schemas.microsoft.com/office/word/2018/wordml" xmlns:w16du="http://schemas.microsoft.com/office/word/2023/wordml/word16du" xmlns:w16sdtdh="http://schemas.microsoft.com/office/word/2020/wordml/sdtdatahash" xmlns:w16sdtfl="http://schemas.microsoft.com/office/word/2024/wordml/sdtformatlock" xmlns:w16se="http://schemas.microsoft.com/office/word/2015/wordml/symex" xmlns:wpg="http://schemas.microsoft.com/office/word/2010/wordprocessingGroup" xmlns:wpi="http://schemas.microsoft.com/office/word/2010/wordprocessingInk" xmlns:wne="http://schemas.microsoft.com/office/word/2006/wordml" xmlns:wps="http://schemas.microsoft.com/office/word/2010/wordprocessingShape" mc:Ignorable="w14 w15 w16se w16cid w16 w16cex w16sdtdh w16sdtfl w16du wp14">
   <w:body>
     <w:p>
       <w:pPr>
@@ -97,17 +97,30 @@
           <w:szCs w:val="28"/>
           <w:lang w:eastAsia="zh-CN"/>
         </w:rPr>
-        <w:t xml:space="preserve">          Zh</w:t>
-      </w:r>
-      <w:r>
-        <w:rPr>
+        <w:t xml:space="preserve">          </w:t>
+      </w:r>
+      <w:proofErr w:type="spellStart"/>
+      <w:r>
+        <w:rPr>
+          <w:rFonts w:eastAsia="SimSun" w:hint="eastAsia"/>
           <w:b/>
           <w:bCs/>
           <w:sz w:val="28"/>
           <w:szCs w:val="28"/>
+          <w:lang w:eastAsia="zh-CN"/>
+        </w:rPr>
+        <w:t>Zh</w:t>
+      </w:r>
+      <w:r>
+        <w:rPr>
+          <w:b/>
+          <w:bCs/>
+          <w:sz w:val="28"/>
+          <w:szCs w:val="28"/>
         </w:rPr>
         <w:t>angqiu</w:t>
       </w:r>
+      <w:proofErr w:type="spellEnd"/>
       <w:r>
         <w:rPr>
           <w:b/>
@@ -118,6 +131,7 @@
         </w:rPr>
         <w:t xml:space="preserve"> </w:t>
       </w:r>
+      <w:proofErr w:type="spellStart"/>
       <w:r>
         <w:rPr>
           <w:b/>
@@ -127,6 +141,7 @@
         </w:rPr>
         <w:t>Mingyuan</w:t>
       </w:r>
+      <w:proofErr w:type="spellEnd"/>
       <w:r>
         <w:rPr>
           <w:b/>
@@ -273,14 +288,36 @@
         </w:rPr>
         <w:t xml:space="preserve"> </w:t>
       </w:r>
+      <w:proofErr w:type="spellStart"/>
+      <w:proofErr w:type="gramStart"/>
       <w:r>
         <w:rPr>
           <w:b/>
           <w:bCs/>
           <w:spacing w:val="-1"/>
         </w:rPr>
-        <w:t>Park,Puji street Zhangqiu</w:t>
-      </w:r>
+        <w:t>Park,Puji</w:t>
+      </w:r>
+      <w:proofErr w:type="spellEnd"/>
+      <w:proofErr w:type="gramEnd"/>
+      <w:r>
+        <w:rPr>
+          <w:b/>
+          <w:bCs/>
+          <w:spacing w:val="-1"/>
+        </w:rPr>
+        <w:t xml:space="preserve"> street </w:t>
+      </w:r>
+      <w:proofErr w:type="spellStart"/>
+      <w:r>
+        <w:rPr>
+          <w:b/>
+          <w:bCs/>
+          <w:spacing w:val="-1"/>
+        </w:rPr>
+        <w:t>Zhangqiu</w:t>
+      </w:r>
+      <w:proofErr w:type="spellEnd"/>
       <w:r>
         <w:rPr>
           <w:b/>
@@ -290,14 +327,38 @@
         </w:rPr>
         <w:t xml:space="preserve"> </w:t>
       </w:r>
+      <w:proofErr w:type="spellStart"/>
+      <w:proofErr w:type="gramStart"/>
       <w:r>
         <w:rPr>
           <w:b/>
           <w:bCs/>
           <w:spacing w:val="-1"/>
         </w:rPr>
-        <w:t>District,Jinan City,Shandong</w:t>
-      </w:r>
+        <w:t>District,Jinan</w:t>
+      </w:r>
+      <w:proofErr w:type="spellEnd"/>
+      <w:proofErr w:type="gramEnd"/>
+      <w:r>
+        <w:rPr>
+          <w:b/>
+          <w:bCs/>
+          <w:spacing w:val="-1"/>
+        </w:rPr>
+        <w:t xml:space="preserve"> </w:t>
+      </w:r>
+      <w:proofErr w:type="spellStart"/>
+      <w:proofErr w:type="gramStart"/>
+      <w:r>
+        <w:rPr>
+          <w:b/>
+          <w:bCs/>
+          <w:spacing w:val="-1"/>
+        </w:rPr>
+        <w:t>City,Shandong</w:t>
+      </w:r>
+      <w:proofErr w:type="spellEnd"/>
+      <w:proofErr w:type="gramEnd"/>
       <w:r>
         <w:rPr>
           <w:b/>
@@ -307,14 +368,62 @@
         </w:rPr>
         <w:t xml:space="preserve"> </w:t>
       </w:r>
+      <w:proofErr w:type="gramStart"/>
       <w:r>
         <w:rPr>
           <w:b/>
           <w:bCs/>
           <w:spacing w:val="-1"/>
         </w:rPr>
-        <w:t>Province,(250206),P.R.China</w:t>
-      </w:r>
+        <w:t>Province,(</w:t>
+      </w:r>
+      <w:proofErr w:type="gramEnd"/>
+      <w:r>
+        <w:rPr>
+          <w:b/>
+          <w:bCs/>
+          <w:spacing w:val="-1"/>
+        </w:rPr>
+        <w:t>250206</w:t>
+      </w:r>
+      <w:proofErr w:type="gramStart"/>
+      <w:r>
+        <w:rPr>
+          <w:b/>
+          <w:bCs/>
+          <w:spacing w:val="-1"/>
+        </w:rPr>
+        <w:t>),</w:t>
+      </w:r>
+      <w:proofErr w:type="spellStart"/>
+      <w:r>
+        <w:rPr>
+          <w:b/>
+          <w:bCs/>
+          <w:spacing w:val="-1"/>
+        </w:rPr>
+        <w:t>P</w:t>
+      </w:r>
+      <w:proofErr w:type="gramEnd"/>
+      <w:r>
+        <w:rPr>
+          <w:b/>
+          <w:bCs/>
+          <w:spacing w:val="-1"/>
+        </w:rPr>
+        <w:t>.</w:t>
+      </w:r>
+      <w:proofErr w:type="gramStart"/>
+      <w:r>
+        <w:rPr>
+          <w:b/>
+          <w:bCs/>
+          <w:spacing w:val="-1"/>
+        </w:rPr>
+        <w:t>R.China</w:t>
+      </w:r>
+      <w:proofErr w:type="spellEnd"/>
+      <w:proofErr w:type="gramEnd"/>
     </w:p>
     <w:p>
       <w:pPr>
@@ -515,7 +624,33 @@
           <w:szCs w:val="18"/>
           <w:lang w:val="en-US" w:eastAsia="zh-CN"/>
         </w:rPr>
-        <w:t>{{cert_no}}</w:t>
+        <w:t>{{</w:t>
+      </w:r>
+      <w:proofErr w:type="spellStart"/>
+      <w:r>
+        <w:rPr>
+          <w:rFonts w:ascii="Calibri" w:hAnsi="Calibri" w:cs="Arial"/>
+          <w:b/>
+          <w:bCs/>
+          <w:color w:val="000000"/>
+          <w:sz w:val="18"/>
+          <w:szCs w:val="18"/>
+          <w:lang w:val="en-US" w:eastAsia="zh-CN"/>
+        </w:rPr>
+        <w:t>cert_no</w:t>
+      </w:r>
+      <w:proofErr w:type="spellEnd"/>
+      <w:r>
+        <w:rPr>
+          <w:rFonts w:ascii="Calibri" w:hAnsi="Calibri" w:cs="Arial"/>
+          <w:b/>
+          <w:bCs/>
+          <w:color w:val="000000"/>
+          <w:sz w:val="18"/>
+          <w:szCs w:val="18"/>
+          <w:lang w:val="en-US" w:eastAsia="zh-CN"/>
+        </w:rPr>
+        <w:t>}}</w:t>
       </w:r>
       <w:r>
         <w:rPr>
@@ -950,7 +1085,29 @@
                 <w:szCs w:val="18"/>
                 <w:lang w:val="en-US" w:eastAsia="zh-CN"/>
               </w:rPr>
-              <w:t>{{contract_no}}</w:t>
+              <w:t>{{</w:t>
+            </w:r>
+            <w:proofErr w:type="spellStart"/>
+            <w:r>
+              <w:rPr>
+                <w:rFonts w:ascii="Calibri" w:hAnsi="Calibri" w:cs="Arial"/>
+                <w:color w:val="000000"/>
+                <w:sz w:val="18"/>
+                <w:szCs w:val="18"/>
+                <w:lang w:val="en-US" w:eastAsia="zh-CN"/>
+              </w:rPr>
+              <w:t>contract_no</w:t>
+            </w:r>
+            <w:proofErr w:type="spellEnd"/>
+            <w:r>
+              <w:rPr>
+                <w:rFonts w:ascii="Calibri" w:hAnsi="Calibri" w:cs="Arial"/>
+                <w:color w:val="000000"/>
+                <w:sz w:val="18"/>
+                <w:szCs w:val="18"/>
+                <w:lang w:val="en-US" w:eastAsia="zh-CN"/>
+              </w:rPr>
+              <w:t>}}</w:t>
             </w:r>
           </w:p>
         </w:tc>
@@ -1004,7 +1161,29 @@
                 <w:szCs w:val="18"/>
                 <w:lang w:val="en-US" w:eastAsia="zh-CN"/>
               </w:rPr>
-              <w:t>{{works_no}}</w:t>
+              <w:t>{{</w:t>
+            </w:r>
+            <w:proofErr w:type="spellStart"/>
+            <w:r>
+              <w:rPr>
+                <w:rFonts w:ascii="Calibri" w:hAnsi="Calibri" w:cs="Arial"/>
+                <w:color w:val="000000"/>
+                <w:sz w:val="18"/>
+                <w:szCs w:val="18"/>
+                <w:lang w:val="en-US" w:eastAsia="zh-CN"/>
+              </w:rPr>
+              <w:t>works_no</w:t>
+            </w:r>
+            <w:proofErr w:type="spellEnd"/>
+            <w:r>
+              <w:rPr>
+                <w:rFonts w:ascii="Calibri" w:hAnsi="Calibri" w:cs="Arial"/>
+                <w:color w:val="000000"/>
+                <w:sz w:val="18"/>
+                <w:szCs w:val="18"/>
+                <w:lang w:val="en-US" w:eastAsia="zh-CN"/>
+              </w:rPr>
+              <w:t>}}</w:t>
             </w:r>
           </w:p>
         </w:tc>
@@ -1153,6 +1332,7 @@
               </w:rPr>
               <w:t>F</w:t>
             </w:r>
+            <w:proofErr w:type="spellStart"/>
             <w:r>
               <w:rPr>
                 <w:rStyle w:val="ac"/>
@@ -1162,7 +1342,19 @@
                 <w:szCs w:val="18"/>
                 <w:lang w:val="en-GB"/>
               </w:rPr>
-              <w:t>orged Flange</w:t>
+              <w:t>orged</w:t>
+            </w:r>
+            <w:proofErr w:type="spellEnd"/>
+            <w:r>
+              <w:rPr>
+                <w:rStyle w:val="ac"/>
+                <w:rFonts w:ascii="Calibri" w:hAnsi="Calibri" w:cs="Arial"/>
+                <w:color w:val="000000"/>
+                <w:sz w:val="18"/>
+                <w:szCs w:val="18"/>
+                <w:lang w:val="en-GB"/>
+              </w:rPr>
+              <w:t xml:space="preserve"> Flange</w:t>
             </w:r>
           </w:p>
         </w:tc>
@@ -1393,20 +1585,16 @@
                 <w:rFonts w:ascii="Calibri" w:hAnsi="Calibri" w:cs="Arial"/>
                 <w:b/>
                 <w:bCs/>
-                <w:color w:val="000000"/>
-                <w:sz w:val="18"/>
-                <w:szCs w:val="18"/>
-                <w:lang w:val="en-US" w:eastAsia="zh-CN"/>
-              </w:rPr>
-            </w:pPr>
-            <w:r>
-              <w:rPr>
-                <w:rFonts w:ascii="Calibri" w:hAnsi="Calibri" w:cs="Arial"/>
-                <w:b/>
-                <w:bCs/>
-                <w:color w:val="000000"/>
-                <w:sz w:val="18"/>
-                <w:szCs w:val="18"/>
+                <w:sz w:val="18"/>
+                <w:szCs w:val="18"/>
+                <w:lang w:val="en-US" w:eastAsia="zh-CN"/>
+              </w:rPr>
+            </w:pPr>
+            <w:r>
+              <w:rPr>
+                <w:rFonts w:ascii="Calibri" w:hAnsi="Calibri" w:cs="Arial"/>
+                <w:b/>
+                <w:bCs/>
               </w:rPr>
               <w:t xml:space="preserve"> </w:t>
             </w:r>
@@ -1415,21 +1603,15 @@
                 <w:rFonts w:ascii="Calibri" w:hAnsi="Calibri" w:cs="Arial"/>
                 <w:b/>
                 <w:bCs/>
-                <w:color w:val="000000"/>
-                <w:sz w:val="18"/>
-                <w:szCs w:val="18"/>
-                <w:lang w:val="en-US" w:eastAsia="zh-CN"/>
-              </w:rPr>
-              <w:t>ASTM A182/A 182M F</w:t>
+                <w:lang w:val="en-US" w:eastAsia="zh-CN"/>
+              </w:rPr>
+              <w:t>ASTM A182 F</w:t>
             </w:r>
             <w:r>
               <w:rPr>
                 <w:rFonts w:ascii="Calibri" w:hAnsi="Calibri" w:cs="Arial" w:hint="eastAsia"/>
                 <w:b/>
                 <w:bCs/>
-                <w:color w:val="000000"/>
-                <w:sz w:val="18"/>
-                <w:szCs w:val="18"/>
                 <w:lang w:val="en-US" w:eastAsia="zh-CN"/>
               </w:rPr>
               <w:t>304</w:t>
@@ -1588,7 +1770,6 @@
                 <w:rFonts w:ascii="Calibri" w:hAnsi="Calibri" w:cs="Arial"/>
                 <w:b/>
                 <w:bCs/>
-                <w:color w:val="000000"/>
                 <w:sz w:val="18"/>
                 <w:szCs w:val="18"/>
                 <w:lang w:val="en-US" w:eastAsia="zh-CN"/>
@@ -1599,36 +1780,55 @@
                 <w:rFonts w:ascii="Calibri" w:hAnsi="Calibri" w:cs="Arial" w:hint="eastAsia"/>
                 <w:b/>
                 <w:bCs/>
-                <w:color w:val="000000"/>
-                <w:sz w:val="18"/>
-                <w:szCs w:val="18"/>
-                <w:lang w:val="en-US" w:eastAsia="zh-CN"/>
-              </w:rPr>
-              <w:t>工厂品牌、标准、尺寸、压力、材料等级、</w:t>
+                <w:sz w:val="18"/>
+                <w:szCs w:val="18"/>
+                <w:lang w:val="en-US" w:eastAsia="zh-CN"/>
+              </w:rPr>
+              <w:t>标准、尺寸、压力、材料等级、</w:t>
             </w:r>
             <w:r>
               <w:rPr>
                 <w:rFonts w:ascii="Calibri" w:hAnsi="Calibri" w:cs="Arial" w:hint="eastAsia"/>
                 <w:b/>
                 <w:bCs/>
-                <w:color w:val="000000"/>
-                <w:sz w:val="18"/>
-                <w:szCs w:val="18"/>
-                <w:lang w:val="en-US" w:eastAsia="zh-CN"/>
-              </w:rPr>
-              <w:t>交货状态、原材料炉号、热处理号</w:t>
+                <w:sz w:val="18"/>
+                <w:szCs w:val="18"/>
+                <w:lang w:val="en-GB" w:eastAsia="zh-CN"/>
+              </w:rPr>
+              <w:t>交货状态</w:t>
             </w:r>
             <w:r>
               <w:rPr>
                 <w:rFonts w:ascii="Calibri" w:hAnsi="Calibri" w:cs="Arial" w:hint="eastAsia"/>
                 <w:b/>
                 <w:bCs/>
-                <w:color w:val="000000"/>
-                <w:sz w:val="18"/>
-                <w:szCs w:val="18"/>
-                <w:lang w:val="en-US" w:eastAsia="zh-CN"/>
-              </w:rPr>
-              <w:t>.</w:t>
+                <w:sz w:val="18"/>
+                <w:szCs w:val="18"/>
+                <w:lang w:val="en-US" w:eastAsia="zh-CN"/>
+              </w:rPr>
+              <w:t>、</w:t>
+            </w:r>
+            <w:r>
+              <w:rPr>
+                <w:rFonts w:ascii="Calibri" w:hAnsi="Calibri" w:cs="Arial" w:hint="eastAsia"/>
+                <w:b/>
+                <w:bCs/>
+                <w:sz w:val="18"/>
+                <w:szCs w:val="18"/>
+                <w:lang w:eastAsia="zh-CN"/>
+              </w:rPr>
+              <w:t>原材料炉号</w:t>
+            </w:r>
+            <w:r>
+              <w:rPr>
+                <w:rFonts w:ascii="Calibri" w:hAnsi="Calibri" w:cs="Arial" w:hint="eastAsia"/>
+                <w:b/>
+                <w:bCs/>
+                <w:sz w:val="18"/>
+                <w:szCs w:val="18"/>
+                <w:lang w:val="en-US" w:eastAsia="zh-CN"/>
+              </w:rPr>
+              <w:t>、热处理号、工厂品牌</w:t>
             </w:r>
           </w:p>
           <w:p>
@@ -1640,7 +1840,6 @@
                 <w:rFonts w:ascii="Calibri" w:hAnsi="Calibri" w:cs="Arial"/>
                 <w:b/>
                 <w:bCs/>
-                <w:color w:val="000000"/>
                 <w:sz w:val="18"/>
                 <w:szCs w:val="18"/>
                 <w:lang w:val="en-GB"/>
@@ -1651,168 +1850,256 @@
                 <w:rFonts w:ascii="Calibri" w:hAnsi="Calibri" w:cs="Arial"/>
                 <w:b/>
                 <w:bCs/>
-                <w:color w:val="000000"/>
+                <w:sz w:val="18"/>
+                <w:szCs w:val="18"/>
+                <w:lang w:val="en-US" w:eastAsia="zh-CN"/>
+              </w:rPr>
+              <w:t>S</w:t>
+            </w:r>
+            <w:proofErr w:type="spellStart"/>
+            <w:r>
+              <w:rPr>
+                <w:rFonts w:ascii="Calibri" w:hAnsi="Calibri" w:cs="Arial"/>
+                <w:b/>
+                <w:bCs/>
+                <w:sz w:val="18"/>
+                <w:szCs w:val="18"/>
+                <w:lang w:val="en-GB" w:eastAsia="zh-CN"/>
+              </w:rPr>
+              <w:t>tandard</w:t>
+            </w:r>
+            <w:proofErr w:type="spellEnd"/>
+            <w:r>
+              <w:rPr>
+                <w:rFonts w:ascii="Calibri" w:hAnsi="Calibri" w:cs="Arial"/>
+                <w:b/>
+                <w:bCs/>
+                <w:sz w:val="18"/>
+                <w:szCs w:val="18"/>
+                <w:lang w:val="en-GB" w:eastAsia="zh-CN"/>
+              </w:rPr>
+              <w:t xml:space="preserve">, </w:t>
+            </w:r>
+            <w:r>
+              <w:rPr>
+                <w:rFonts w:ascii="Calibri" w:hAnsi="Calibri" w:cs="Arial"/>
+                <w:b/>
+                <w:bCs/>
+                <w:sz w:val="18"/>
+                <w:szCs w:val="18"/>
+                <w:lang w:val="en-US" w:eastAsia="zh-CN"/>
+              </w:rPr>
+              <w:t>D</w:t>
+            </w:r>
+            <w:proofErr w:type="spellStart"/>
+            <w:r>
+              <w:rPr>
+                <w:rFonts w:ascii="Calibri" w:hAnsi="Calibri" w:cs="Arial"/>
+                <w:b/>
+                <w:bCs/>
+                <w:sz w:val="18"/>
+                <w:szCs w:val="18"/>
+                <w:lang w:val="en-GB" w:eastAsia="zh-CN"/>
+              </w:rPr>
+              <w:t>imension</w:t>
+            </w:r>
+            <w:proofErr w:type="spellEnd"/>
+            <w:r>
+              <w:rPr>
+                <w:rFonts w:ascii="Calibri" w:hAnsi="Calibri" w:cs="Arial"/>
+                <w:b/>
+                <w:bCs/>
+                <w:sz w:val="18"/>
+                <w:szCs w:val="18"/>
+                <w:lang w:val="en-GB" w:eastAsia="zh-CN"/>
+              </w:rPr>
+              <w:t xml:space="preserve">, </w:t>
+            </w:r>
+            <w:r>
+              <w:rPr>
+                <w:rFonts w:ascii="Calibri" w:hAnsi="Calibri" w:cs="Arial"/>
+                <w:b/>
+                <w:bCs/>
+                <w:sz w:val="18"/>
+                <w:szCs w:val="18"/>
+                <w:lang w:val="en-US" w:eastAsia="zh-CN"/>
+              </w:rPr>
+              <w:t>P</w:t>
+            </w:r>
+            <w:proofErr w:type="spellStart"/>
+            <w:r>
+              <w:rPr>
+                <w:rFonts w:ascii="Calibri" w:hAnsi="Calibri" w:cs="Arial"/>
+                <w:b/>
+                <w:bCs/>
+                <w:sz w:val="18"/>
+                <w:szCs w:val="18"/>
+                <w:lang w:val="en-GB" w:eastAsia="zh-CN"/>
+              </w:rPr>
+              <w:t>ressure</w:t>
+            </w:r>
+            <w:proofErr w:type="spellEnd"/>
+            <w:r>
+              <w:rPr>
+                <w:rFonts w:ascii="Calibri" w:hAnsi="Calibri" w:cs="Arial"/>
+                <w:b/>
+                <w:bCs/>
+                <w:sz w:val="18"/>
+                <w:szCs w:val="18"/>
+                <w:lang w:val="en-US" w:eastAsia="zh-CN"/>
+              </w:rPr>
+              <w:t>, M</w:t>
+            </w:r>
+            <w:proofErr w:type="spellStart"/>
+            <w:r>
+              <w:rPr>
+                <w:rFonts w:ascii="Calibri" w:hAnsi="Calibri" w:cs="Arial"/>
+                <w:b/>
+                <w:bCs/>
+                <w:sz w:val="18"/>
+                <w:szCs w:val="18"/>
+                <w:lang w:val="en-GB" w:eastAsia="zh-CN"/>
+              </w:rPr>
+              <w:t>aterial</w:t>
+            </w:r>
+            <w:proofErr w:type="spellEnd"/>
+            <w:r>
+              <w:rPr>
+                <w:rFonts w:ascii="Calibri" w:hAnsi="Calibri" w:cs="Arial"/>
+                <w:b/>
+                <w:bCs/>
+                <w:sz w:val="18"/>
+                <w:szCs w:val="18"/>
+                <w:lang w:val="en-GB" w:eastAsia="zh-CN"/>
+              </w:rPr>
+              <w:t xml:space="preserve"> grade</w:t>
+            </w:r>
+            <w:r>
+              <w:rPr>
+                <w:rFonts w:ascii="Calibri" w:hAnsi="Calibri" w:cs="Arial"/>
+                <w:b/>
+                <w:bCs/>
+                <w:sz w:val="18"/>
+                <w:szCs w:val="18"/>
+                <w:lang w:val="en-US" w:eastAsia="zh-CN"/>
+              </w:rPr>
+              <w:t xml:space="preserve">, </w:t>
+            </w:r>
+            <w:r>
+              <w:rPr>
+                <w:rFonts w:ascii="Calibri" w:hAnsi="Calibri" w:cs="Arial"/>
+                <w:b/>
+                <w:bCs/>
+                <w:sz w:val="18"/>
+                <w:szCs w:val="18"/>
+                <w:lang w:val="en-GB"/>
+              </w:rPr>
+              <w:t>State of delivery</w:t>
+            </w:r>
+            <w:r>
+              <w:rPr>
+                <w:rFonts w:ascii="Calibri" w:hAnsi="Calibri" w:cs="Arial"/>
+                <w:b/>
+                <w:bCs/>
+                <w:sz w:val="18"/>
+                <w:szCs w:val="18"/>
+                <w:lang w:val="en-US" w:eastAsia="zh-CN"/>
+              </w:rPr>
+              <w:t xml:space="preserve">, </w:t>
+            </w:r>
+            <w:r>
+              <w:rPr>
+                <w:rFonts w:ascii="Calibri" w:hAnsi="Calibri" w:cs="Arial" w:hint="eastAsia"/>
+                <w:b/>
+                <w:bCs/>
+                <w:sz w:val="18"/>
+                <w:szCs w:val="18"/>
+                <w:lang w:val="en-US" w:eastAsia="zh-CN"/>
+              </w:rPr>
+              <w:t xml:space="preserve">Raw material </w:t>
+            </w:r>
+            <w:proofErr w:type="spellStart"/>
+            <w:proofErr w:type="gramStart"/>
+            <w:r>
+              <w:rPr>
+                <w:rFonts w:ascii="Calibri" w:hAnsi="Calibri" w:cs="Arial" w:hint="eastAsia"/>
+                <w:b/>
+                <w:bCs/>
+                <w:sz w:val="18"/>
+                <w:szCs w:val="18"/>
+                <w:lang w:val="en-US" w:eastAsia="zh-CN"/>
+              </w:rPr>
+              <w:t>NO</w:t>
+            </w:r>
+            <w:r>
+              <w:rPr>
+                <w:rFonts w:ascii="Calibri" w:hAnsi="Calibri" w:cs="Arial"/>
+                <w:b/>
+                <w:bCs/>
+                <w:sz w:val="18"/>
+                <w:szCs w:val="18"/>
+                <w:lang w:val="en-US" w:eastAsia="zh-CN"/>
+              </w:rPr>
+              <w:t>,Batch</w:t>
+            </w:r>
+            <w:proofErr w:type="spellEnd"/>
+            <w:proofErr w:type="gramEnd"/>
+            <w:r>
+              <w:rPr>
+                <w:rFonts w:ascii="Calibri" w:hAnsi="Calibri" w:cs="Arial"/>
+                <w:b/>
+                <w:bCs/>
+                <w:sz w:val="18"/>
+                <w:szCs w:val="18"/>
+                <w:lang w:val="en-US" w:eastAsia="zh-CN"/>
+              </w:rPr>
+              <w:t xml:space="preserve"> No</w:t>
+            </w:r>
+            <w:r>
+              <w:rPr>
+                <w:rFonts w:ascii="Calibri" w:hAnsi="Calibri" w:cs="Arial"/>
+                <w:b/>
+                <w:bCs/>
+                <w:sz w:val="18"/>
+                <w:szCs w:val="18"/>
+                <w:lang w:val="en-GB" w:eastAsia="zh-CN"/>
+              </w:rPr>
+              <w:t xml:space="preserve">, </w:t>
+            </w:r>
+            <w:r>
+              <w:rPr>
+                <w:rFonts w:ascii="Calibri" w:hAnsi="Calibri" w:cs="Arial"/>
+                <w:b/>
+                <w:bCs/>
                 <w:sz w:val="18"/>
                 <w:szCs w:val="18"/>
                 <w:lang w:val="en-US" w:eastAsia="zh-CN"/>
               </w:rPr>
               <w:t>F</w:t>
             </w:r>
-            <w:r>
-              <w:rPr>
-                <w:rFonts w:ascii="Calibri" w:hAnsi="Calibri" w:cs="Arial"/>
-                <w:b/>
-                <w:bCs/>
-                <w:color w:val="000000"/>
-                <w:sz w:val="18"/>
-                <w:szCs w:val="18"/>
-                <w:lang w:val="en-US" w:eastAsia="zh-CN"/>
-              </w:rPr>
-              <w:t xml:space="preserve">actory brand, </w:t>
-            </w:r>
-            <w:r>
-              <w:rPr>
-                <w:rFonts w:ascii="Calibri" w:hAnsi="Calibri" w:cs="Arial"/>
-                <w:b/>
-                <w:bCs/>
-                <w:color w:val="000000"/>
-                <w:sz w:val="18"/>
-                <w:szCs w:val="18"/>
-                <w:lang w:val="en-US" w:eastAsia="zh-CN"/>
-              </w:rPr>
-              <w:t>S</w:t>
-            </w:r>
-            <w:r>
-              <w:rPr>
-                <w:rFonts w:ascii="Calibri" w:hAnsi="Calibri" w:cs="Arial"/>
-                <w:b/>
-                <w:bCs/>
-                <w:color w:val="000000"/>
-                <w:sz w:val="18"/>
-                <w:szCs w:val="18"/>
-                <w:lang w:val="en-US" w:eastAsia="zh-CN"/>
-              </w:rPr>
-              <w:t xml:space="preserve">tandard, </w:t>
-            </w:r>
-            <w:r>
-              <w:rPr>
-                <w:rFonts w:ascii="Calibri" w:hAnsi="Calibri" w:cs="Arial"/>
-                <w:b/>
-                <w:bCs/>
-                <w:color w:val="000000"/>
-                <w:sz w:val="18"/>
-                <w:szCs w:val="18"/>
-                <w:lang w:val="en-US" w:eastAsia="zh-CN"/>
-              </w:rPr>
-              <w:t>D</w:t>
-            </w:r>
-            <w:r>
-              <w:rPr>
-                <w:rFonts w:ascii="Calibri" w:hAnsi="Calibri" w:cs="Arial"/>
-                <w:b/>
-                <w:bCs/>
-                <w:color w:val="000000"/>
-                <w:sz w:val="18"/>
-                <w:szCs w:val="18"/>
-                <w:lang w:val="en-US" w:eastAsia="zh-CN"/>
-              </w:rPr>
-              <w:t xml:space="preserve">imension, </w:t>
-            </w:r>
-            <w:r>
-              <w:rPr>
-                <w:rFonts w:ascii="Calibri" w:hAnsi="Calibri" w:cs="Arial"/>
-                <w:b/>
-                <w:bCs/>
-                <w:color w:val="000000"/>
-                <w:sz w:val="18"/>
-                <w:szCs w:val="18"/>
-                <w:lang w:val="en-US" w:eastAsia="zh-CN"/>
-              </w:rPr>
-              <w:t>P</w:t>
-            </w:r>
-            <w:r>
-              <w:rPr>
-                <w:rFonts w:ascii="Calibri" w:hAnsi="Calibri" w:cs="Arial"/>
-                <w:b/>
-                <w:bCs/>
-                <w:color w:val="000000"/>
-                <w:sz w:val="18"/>
-                <w:szCs w:val="18"/>
-                <w:lang w:val="en-US" w:eastAsia="zh-CN"/>
-              </w:rPr>
-              <w:t>ressure</w:t>
-            </w:r>
-            <w:r>
-              <w:rPr>
-                <w:rFonts w:ascii="Calibri" w:hAnsi="Calibri" w:cs="Arial"/>
-                <w:b/>
-                <w:bCs/>
-                <w:color w:val="000000"/>
-                <w:sz w:val="18"/>
-                <w:szCs w:val="18"/>
-                <w:lang w:val="en-US" w:eastAsia="zh-CN"/>
-              </w:rPr>
-              <w:t>, M</w:t>
-            </w:r>
-            <w:r>
-              <w:rPr>
-                <w:rFonts w:ascii="Calibri" w:hAnsi="Calibri" w:cs="Arial"/>
-                <w:b/>
-                <w:bCs/>
-                <w:color w:val="000000"/>
-                <w:sz w:val="18"/>
-                <w:szCs w:val="18"/>
-                <w:lang w:val="en-US" w:eastAsia="zh-CN"/>
-              </w:rPr>
-              <w:t>aterial grade</w:t>
-            </w:r>
-            <w:r>
-              <w:rPr>
-                <w:rFonts w:ascii="Calibri" w:hAnsi="Calibri" w:cs="Arial"/>
-                <w:b/>
-                <w:bCs/>
-                <w:color w:val="000000"/>
-                <w:sz w:val="18"/>
-                <w:szCs w:val="18"/>
-                <w:lang w:val="en-US" w:eastAsia="zh-CN"/>
-              </w:rPr>
-              <w:t xml:space="preserve">, </w:t>
-            </w:r>
-            <w:r>
-              <w:rPr>
-                <w:rFonts w:ascii="Calibri" w:hAnsi="Calibri" w:cs="Arial"/>
-                <w:b/>
-                <w:bCs/>
-                <w:color w:val="000000"/>
-                <w:sz w:val="18"/>
-                <w:szCs w:val="18"/>
-                <w:lang w:val="en-US" w:eastAsia="zh-CN"/>
-              </w:rPr>
-              <w:t xml:space="preserve">State of delivery, </w:t>
-            </w:r>
-            <w:r>
-              <w:rPr>
-                <w:rFonts w:ascii="Calibri" w:hAnsi="Calibri" w:cs="Arial" w:hint="eastAsia"/>
-                <w:b/>
-                <w:bCs/>
-                <w:color w:val="000000"/>
-                <w:sz w:val="18"/>
-                <w:szCs w:val="18"/>
-                <w:lang w:val="en-US" w:eastAsia="zh-CN"/>
-              </w:rPr>
-              <w:t>Raw material NO</w:t>
-            </w:r>
-            <w:r>
-              <w:rPr>
-                <w:rFonts w:ascii="Calibri" w:hAnsi="Calibri" w:cs="Arial"/>
-                <w:b/>
-                <w:bCs/>
-                <w:color w:val="000000"/>
-                <w:sz w:val="18"/>
-                <w:szCs w:val="18"/>
-                <w:lang w:val="en-US" w:eastAsia="zh-CN"/>
-              </w:rPr>
-              <w:t>,Batch No .</w:t>
+            <w:proofErr w:type="spellStart"/>
+            <w:r>
+              <w:rPr>
+                <w:rFonts w:ascii="Calibri" w:hAnsi="Calibri" w:cs="Arial"/>
+                <w:b/>
+                <w:bCs/>
+                <w:sz w:val="18"/>
+                <w:szCs w:val="18"/>
+                <w:lang w:val="en-GB" w:eastAsia="zh-CN"/>
+              </w:rPr>
+              <w:t>actory</w:t>
+            </w:r>
+            <w:proofErr w:type="spellEnd"/>
+            <w:r>
+              <w:rPr>
+                <w:rFonts w:ascii="Calibri" w:hAnsi="Calibri" w:cs="Arial"/>
+                <w:b/>
+                <w:bCs/>
+                <w:sz w:val="18"/>
+                <w:szCs w:val="18"/>
+                <w:lang w:val="en-GB" w:eastAsia="zh-CN"/>
+              </w:rPr>
+              <w:t xml:space="preserve"> brand</w:t>
             </w:r>
           </w:p>
         </w:tc>
@@ -2318,7 +2605,29 @@
                 <w:szCs w:val="18"/>
                 <w:lang w:val="en-US" w:eastAsia="zh-CN"/>
               </w:rPr>
-              <w:t xml:space="preserve"> {{drawing_no}}</w:t>
+              <w:t xml:space="preserve"> {{</w:t>
+            </w:r>
+            <w:proofErr w:type="spellStart"/>
+            <w:r>
+              <w:rPr>
+                <w:rFonts w:ascii="Calibri" w:hAnsi="Calibri" w:cs="Arial"/>
+                <w:color w:val="000000"/>
+                <w:sz w:val="18"/>
+                <w:szCs w:val="18"/>
+                <w:lang w:val="en-US" w:eastAsia="zh-CN"/>
+              </w:rPr>
+              <w:t>drawing_no</w:t>
+            </w:r>
+            <w:proofErr w:type="spellEnd"/>
+            <w:r>
+              <w:rPr>
+                <w:rFonts w:ascii="Calibri" w:hAnsi="Calibri" w:cs="Arial"/>
+                <w:color w:val="000000"/>
+                <w:sz w:val="18"/>
+                <w:szCs w:val="18"/>
+                <w:lang w:val="en-US" w:eastAsia="zh-CN"/>
+              </w:rPr>
+              <w:t>}}</w:t>
             </w:r>
           </w:p>
         </w:tc>
@@ -2347,7 +2656,29 @@
                 <w:szCs w:val="18"/>
                 <w:lang w:val="en-US" w:eastAsia="zh-CN" w:bidi="ar"/>
               </w:rPr>
-              <w:t>{{part_no}}</w:t>
+              <w:t>{{</w:t>
+            </w:r>
+            <w:proofErr w:type="spellStart"/>
+            <w:r>
+              <w:rPr>
+                <w:rFonts w:ascii="Calibri" w:hAnsi="Calibri" w:cs="Calibri"/>
+                <w:color w:val="000000"/>
+                <w:sz w:val="18"/>
+                <w:szCs w:val="18"/>
+                <w:lang w:val="en-US" w:eastAsia="zh-CN" w:bidi="ar"/>
+              </w:rPr>
+              <w:t>part_no</w:t>
+            </w:r>
+            <w:proofErr w:type="spellEnd"/>
+            <w:r>
+              <w:rPr>
+                <w:rFonts w:ascii="Calibri" w:hAnsi="Calibri" w:cs="Calibri"/>
+                <w:color w:val="000000"/>
+                <w:sz w:val="18"/>
+                <w:szCs w:val="18"/>
+                <w:lang w:val="en-US" w:eastAsia="zh-CN" w:bidi="ar"/>
+              </w:rPr>
+              <w:t>}}</w:t>
             </w:r>
           </w:p>
         </w:tc>
@@ -2404,7 +2735,29 @@
                 <w:szCs w:val="18"/>
                 <w:lang w:val="en-US" w:eastAsia="zh-CN"/>
               </w:rPr>
-              <w:t>{{heat_no}}</w:t>
+              <w:t>{{</w:t>
+            </w:r>
+            <w:proofErr w:type="spellStart"/>
+            <w:r>
+              <w:rPr>
+                <w:rFonts w:ascii="Calibri" w:hAnsi="Calibri" w:cs="Arial"/>
+                <w:color w:val="000000"/>
+                <w:sz w:val="18"/>
+                <w:szCs w:val="18"/>
+                <w:lang w:val="en-US" w:eastAsia="zh-CN"/>
+              </w:rPr>
+              <w:t>heat_no</w:t>
+            </w:r>
+            <w:proofErr w:type="spellEnd"/>
+            <w:r>
+              <w:rPr>
+                <w:rFonts w:ascii="Calibri" w:hAnsi="Calibri" w:cs="Arial"/>
+                <w:color w:val="000000"/>
+                <w:sz w:val="18"/>
+                <w:szCs w:val="18"/>
+                <w:lang w:val="en-US" w:eastAsia="zh-CN"/>
+              </w:rPr>
+              <w:t>}}</w:t>
             </w:r>
           </w:p>
         </w:tc>
@@ -2432,7 +2785,29 @@
                 <w:szCs w:val="18"/>
                 <w:lang w:val="en-US" w:eastAsia="zh-CN"/>
               </w:rPr>
-              <w:t>{{batch_no}}</w:t>
+              <w:t>{{</w:t>
+            </w:r>
+            <w:proofErr w:type="spellStart"/>
+            <w:r>
+              <w:rPr>
+                <w:rFonts w:ascii="Calibri" w:hAnsi="Calibri" w:cs="Arial"/>
+                <w:color w:val="000000"/>
+                <w:sz w:val="18"/>
+                <w:szCs w:val="18"/>
+                <w:lang w:val="en-US" w:eastAsia="zh-CN"/>
+              </w:rPr>
+              <w:t>batch_no</w:t>
+            </w:r>
+            <w:proofErr w:type="spellEnd"/>
+            <w:r>
+              <w:rPr>
+                <w:rFonts w:ascii="Calibri" w:hAnsi="Calibri" w:cs="Arial"/>
+                <w:color w:val="000000"/>
+                <w:sz w:val="18"/>
+                <w:szCs w:val="18"/>
+                <w:lang w:val="en-US" w:eastAsia="zh-CN"/>
+              </w:rPr>
+              <w:t>}}</w:t>
             </w:r>
           </w:p>
         </w:tc>
@@ -2534,7 +2909,7 @@
             <w:pPr>
               <w:jc w:val="center"/>
               <w:rPr>
-                <w:rFonts w:ascii="Calibri" w:hAnsi="Calibri" w:cs="Arial" w:hint="eastAsia"/>
+                <w:rFonts w:ascii="Calibri" w:hAnsi="Calibri" w:cs="Arial"/>
                 <w:b/>
                 <w:bCs/>
                 <w:sz w:val="15"/>
@@ -2645,7 +3020,7 @@
             <w:pPr>
               <w:jc w:val="center"/>
               <w:rPr>
-                <w:rFonts w:ascii="Calibri" w:hAnsi="Calibri" w:cs="Arial" w:hint="eastAsia"/>
+                <w:rFonts w:ascii="Calibri" w:hAnsi="Calibri" w:cs="Arial"/>
                 <w:b/>
                 <w:bCs/>
                 <w:sz w:val="18"/>
@@ -2739,7 +3114,7 @@
               <w:spacing w:line="200" w:lineRule="exact"/>
               <w:jc w:val="center"/>
               <w:rPr>
-                <w:rFonts w:ascii="Calibri" w:hAnsi="Calibri" w:cs="Arial" w:hint="eastAsia"/>
+                <w:rFonts w:ascii="Calibri" w:hAnsi="Calibri" w:cs="Arial"/>
                 <w:b/>
                 <w:bCs/>
                 <w:color w:val="000000"/>
@@ -2766,7 +3141,7 @@
               <w:spacing w:line="200" w:lineRule="exact"/>
               <w:jc w:val="center"/>
               <w:rPr>
-                <w:rFonts w:ascii="Calibri" w:hAnsi="Calibri" w:cs="Arial" w:hint="eastAsia"/>
+                <w:rFonts w:ascii="Calibri" w:hAnsi="Calibri" w:cs="Arial"/>
                 <w:b/>
                 <w:bCs/>
                 <w:color w:val="000000"/>
@@ -2835,7 +3210,7 @@
               <w:spacing w:line="200" w:lineRule="exact"/>
               <w:jc w:val="center"/>
               <w:rPr>
-                <w:rFonts w:ascii="Calibri" w:hAnsi="Calibri" w:cs="Arial" w:hint="eastAsia"/>
+                <w:rFonts w:ascii="Calibri" w:hAnsi="Calibri" w:cs="Arial"/>
                 <w:b/>
                 <w:bCs/>
                 <w:color w:val="000000"/>
@@ -2862,7 +3237,7 @@
               <w:spacing w:line="200" w:lineRule="exact"/>
               <w:jc w:val="center"/>
               <w:rPr>
-                <w:rFonts w:ascii="Calibri" w:hAnsi="Calibri" w:cs="Arial" w:hint="eastAsia"/>
+                <w:rFonts w:ascii="Calibri" w:hAnsi="Calibri" w:cs="Arial"/>
                 <w:b/>
                 <w:bCs/>
                 <w:color w:val="000000"/>
@@ -2945,7 +3320,7 @@
               <w:spacing w:line="200" w:lineRule="exact"/>
               <w:jc w:val="center"/>
               <w:rPr>
-                <w:rFonts w:ascii="Calibri" w:hAnsi="Calibri" w:cs="Arial" w:hint="eastAsia"/>
+                <w:rFonts w:ascii="Calibri" w:hAnsi="Calibri" w:cs="Arial"/>
                 <w:b/>
                 <w:bCs/>
                 <w:color w:val="000000"/>
@@ -3384,7 +3759,29 @@
                 <w:szCs w:val="18"/>
                 <w:lang w:val="en-US" w:eastAsia="zh-CN"/>
               </w:rPr>
-              <w:t>{{heat_no}}</w:t>
+              <w:t>{{</w:t>
+            </w:r>
+            <w:proofErr w:type="spellStart"/>
+            <w:r>
+              <w:rPr>
+                <w:rFonts w:ascii="Calibri" w:hAnsi="Calibri" w:cs="Arial"/>
+                <w:color w:val="000000"/>
+                <w:sz w:val="18"/>
+                <w:szCs w:val="18"/>
+                <w:lang w:val="en-US" w:eastAsia="zh-CN"/>
+              </w:rPr>
+              <w:t>heat_no</w:t>
+            </w:r>
+            <w:proofErr w:type="spellEnd"/>
+            <w:r>
+              <w:rPr>
+                <w:rFonts w:ascii="Calibri" w:hAnsi="Calibri" w:cs="Arial"/>
+                <w:color w:val="000000"/>
+                <w:sz w:val="18"/>
+                <w:szCs w:val="18"/>
+                <w:lang w:val="en-US" w:eastAsia="zh-CN"/>
+              </w:rPr>
+              <w:t>}}</w:t>
             </w:r>
           </w:p>
         </w:tc>
@@ -3590,6 +3987,7 @@
         </w:rPr>
         <w:t>D</w:t>
       </w:r>
+      <w:proofErr w:type="spellStart"/>
       <w:r>
         <w:rPr>
           <w:rFonts w:ascii="Calibri" w:hAnsi="Calibri" w:cs="Arial"/>
@@ -3598,7 +3996,18 @@
           <w:szCs w:val="18"/>
           <w:lang w:val="en-GB"/>
         </w:rPr>
-        <w:t>irection of specimen: Tangential</w:t>
+        <w:t>irection</w:t>
+      </w:r>
+      <w:proofErr w:type="spellEnd"/>
+      <w:r>
+        <w:rPr>
+          <w:rFonts w:ascii="Calibri" w:hAnsi="Calibri" w:cs="Arial"/>
+          <w:color w:val="000000"/>
+          <w:sz w:val="18"/>
+          <w:szCs w:val="18"/>
+          <w:lang w:val="en-GB"/>
+        </w:rPr>
+        <w:t xml:space="preserve"> of specimen: Tangential</w:t>
       </w:r>
     </w:p>
     <w:p>
@@ -3790,6 +4199,7 @@
                 <w:lang w:val="en-GB"/>
               </w:rPr>
             </w:pPr>
+            <w:proofErr w:type="gramStart"/>
             <w:r>
               <w:rPr>
                 <w:rFonts w:ascii="Calibri" w:hAnsi="Calibri" w:cs="SimSun"/>
@@ -3800,7 +4210,20 @@
                 <w:szCs w:val="18"/>
                 <w:lang w:val="en-GB"/>
               </w:rPr>
-              <w:t>C(%)</w:t>
+              <w:t>C(</w:t>
+            </w:r>
+            <w:proofErr w:type="gramEnd"/>
+            <w:r>
+              <w:rPr>
+                <w:rFonts w:ascii="Calibri" w:hAnsi="Calibri" w:cs="SimSun"/>
+                <w:b/>
+                <w:bCs/>
+                <w:color w:val="000000"/>
+                <w:sz w:val="18"/>
+                <w:szCs w:val="18"/>
+                <w:lang w:val="en-GB"/>
+              </w:rPr>
+              <w:t>%)</w:t>
             </w:r>
           </w:p>
         </w:tc>
@@ -3848,6 +4271,7 @@
                 <w:lang w:val="en-GB"/>
               </w:rPr>
             </w:pPr>
+            <w:proofErr w:type="gramStart"/>
             <w:r>
               <w:rPr>
                 <w:rFonts w:ascii="Calibri" w:hAnsi="Calibri" w:cs="SimSun"/>
@@ -3858,7 +4282,20 @@
                 <w:szCs w:val="18"/>
                 <w:lang w:val="en-GB"/>
               </w:rPr>
-              <w:t>Mn(%)</w:t>
+              <w:t>Mn(</w:t>
+            </w:r>
+            <w:proofErr w:type="gramEnd"/>
+            <w:r>
+              <w:rPr>
+                <w:rFonts w:ascii="Calibri" w:hAnsi="Calibri" w:cs="SimSun"/>
+                <w:b/>
+                <w:bCs/>
+                <w:color w:val="000000"/>
+                <w:sz w:val="18"/>
+                <w:szCs w:val="18"/>
+                <w:lang w:val="en-GB"/>
+              </w:rPr>
+              <w:t>%)</w:t>
             </w:r>
           </w:p>
         </w:tc>
@@ -3906,6 +4343,7 @@
                 <w:lang w:val="en-GB"/>
               </w:rPr>
             </w:pPr>
+            <w:proofErr w:type="gramStart"/>
             <w:r>
               <w:rPr>
                 <w:rFonts w:ascii="Calibri" w:hAnsi="Calibri" w:cs="SimSun"/>
@@ -3916,7 +4354,20 @@
                 <w:szCs w:val="18"/>
                 <w:lang w:val="en-GB"/>
               </w:rPr>
-              <w:t>P(%)</w:t>
+              <w:t>P(</w:t>
+            </w:r>
+            <w:proofErr w:type="gramEnd"/>
+            <w:r>
+              <w:rPr>
+                <w:rFonts w:ascii="Calibri" w:hAnsi="Calibri" w:cs="SimSun"/>
+                <w:b/>
+                <w:bCs/>
+                <w:color w:val="000000"/>
+                <w:sz w:val="18"/>
+                <w:szCs w:val="18"/>
+                <w:lang w:val="en-GB"/>
+              </w:rPr>
+              <w:t>%)</w:t>
             </w:r>
           </w:p>
         </w:tc>
@@ -3964,6 +4415,7 @@
                 <w:lang w:val="en-GB"/>
               </w:rPr>
             </w:pPr>
+            <w:proofErr w:type="gramStart"/>
             <w:r>
               <w:rPr>
                 <w:rFonts w:ascii="Calibri" w:hAnsi="Calibri" w:cs="SimSun"/>
@@ -3974,7 +4426,20 @@
                 <w:szCs w:val="18"/>
                 <w:lang w:val="en-GB"/>
               </w:rPr>
-              <w:t>S(%)</w:t>
+              <w:t>S(</w:t>
+            </w:r>
+            <w:proofErr w:type="gramEnd"/>
+            <w:r>
+              <w:rPr>
+                <w:rFonts w:ascii="Calibri" w:hAnsi="Calibri" w:cs="SimSun"/>
+                <w:b/>
+                <w:bCs/>
+                <w:color w:val="000000"/>
+                <w:sz w:val="18"/>
+                <w:szCs w:val="18"/>
+                <w:lang w:val="en-GB"/>
+              </w:rPr>
+              <w:t>%)</w:t>
             </w:r>
           </w:p>
         </w:tc>
@@ -4022,6 +4487,7 @@
                 <w:lang w:val="en-GB"/>
               </w:rPr>
             </w:pPr>
+            <w:proofErr w:type="gramStart"/>
             <w:r>
               <w:rPr>
                 <w:rFonts w:ascii="Calibri" w:hAnsi="Calibri" w:cs="SimSun"/>
@@ -4032,7 +4498,20 @@
                 <w:szCs w:val="18"/>
                 <w:lang w:val="en-GB"/>
               </w:rPr>
-              <w:t>Si(%)</w:t>
+              <w:t>Si(</w:t>
+            </w:r>
+            <w:proofErr w:type="gramEnd"/>
+            <w:r>
+              <w:rPr>
+                <w:rFonts w:ascii="Calibri" w:hAnsi="Calibri" w:cs="SimSun"/>
+                <w:b/>
+                <w:bCs/>
+                <w:color w:val="000000"/>
+                <w:sz w:val="18"/>
+                <w:szCs w:val="18"/>
+                <w:lang w:val="en-GB"/>
+              </w:rPr>
+              <w:t>%)</w:t>
             </w:r>
           </w:p>
         </w:tc>
@@ -4080,6 +4559,7 @@
                 <w:lang w:val="en-US" w:eastAsia="zh-CN"/>
               </w:rPr>
             </w:pPr>
+            <w:proofErr w:type="gramStart"/>
             <w:r>
               <w:rPr>
                 <w:rFonts w:ascii="Calibri" w:hAnsi="Calibri" w:cs="SimSun"/>
@@ -4090,7 +4570,20 @@
                 <w:szCs w:val="18"/>
                 <w:lang w:val="en-GB"/>
               </w:rPr>
-              <w:t>Ni(%)</w:t>
+              <w:t>Ni(</w:t>
+            </w:r>
+            <w:proofErr w:type="gramEnd"/>
+            <w:r>
+              <w:rPr>
+                <w:rFonts w:ascii="Calibri" w:hAnsi="Calibri" w:cs="SimSun"/>
+                <w:b/>
+                <w:bCs/>
+                <w:color w:val="000000"/>
+                <w:sz w:val="18"/>
+                <w:szCs w:val="18"/>
+                <w:lang w:val="en-GB"/>
+              </w:rPr>
+              <w:t>%)</w:t>
             </w:r>
           </w:p>
         </w:tc>
@@ -4138,6 +4631,7 @@
                 <w:lang w:val="en-GB"/>
               </w:rPr>
             </w:pPr>
+            <w:proofErr w:type="gramStart"/>
             <w:r>
               <w:rPr>
                 <w:rFonts w:ascii="Calibri" w:hAnsi="Calibri" w:cs="SimSun"/>
@@ -4148,7 +4642,20 @@
                 <w:szCs w:val="18"/>
                 <w:lang w:val="en-GB"/>
               </w:rPr>
-              <w:t>Cr(%)</w:t>
+              <w:t>Cr(</w:t>
+            </w:r>
+            <w:proofErr w:type="gramEnd"/>
+            <w:r>
+              <w:rPr>
+                <w:rFonts w:ascii="Calibri" w:hAnsi="Calibri" w:cs="SimSun"/>
+                <w:b/>
+                <w:bCs/>
+                <w:color w:val="000000"/>
+                <w:sz w:val="18"/>
+                <w:szCs w:val="18"/>
+                <w:lang w:val="en-GB"/>
+              </w:rPr>
+              <w:t>%)</w:t>
             </w:r>
           </w:p>
         </w:tc>
@@ -4182,7 +4689,29 @@
                 <w:szCs w:val="18"/>
                 <w:lang w:val="en-US" w:eastAsia="zh-CN"/>
               </w:rPr>
-              <w:t>{{heat_no}}</w:t>
+              <w:t>{{</w:t>
+            </w:r>
+            <w:proofErr w:type="spellStart"/>
+            <w:r>
+              <w:rPr>
+                <w:rFonts w:ascii="Calibri" w:hAnsi="Calibri" w:cs="Arial"/>
+                <w:color w:val="000000"/>
+                <w:sz w:val="18"/>
+                <w:szCs w:val="18"/>
+                <w:lang w:val="en-US" w:eastAsia="zh-CN"/>
+              </w:rPr>
+              <w:t>heat_no</w:t>
+            </w:r>
+            <w:proofErr w:type="spellEnd"/>
+            <w:r>
+              <w:rPr>
+                <w:rFonts w:ascii="Calibri" w:hAnsi="Calibri" w:cs="Arial"/>
+                <w:color w:val="000000"/>
+                <w:sz w:val="18"/>
+                <w:szCs w:val="18"/>
+                <w:lang w:val="en-US" w:eastAsia="zh-CN"/>
+              </w:rPr>
+              <w:t>}}</w:t>
             </w:r>
           </w:p>
         </w:tc>
@@ -4638,7 +5167,27 @@
                 <w:sz w:val="18"/>
                 <w:lang w:val="en-US" w:eastAsia="zh-CN"/>
               </w:rPr>
-              <w:t>{{C_raw_bar}}</w:t>
+              <w:t>{{</w:t>
+            </w:r>
+            <w:proofErr w:type="spellStart"/>
+            <w:r>
+              <w:rPr>
+                <w:rFonts w:ascii="Calibri" w:hAnsi="Calibri" w:cs="Arial"/>
+                <w:color w:val="000000"/>
+                <w:sz w:val="18"/>
+                <w:lang w:val="en-US" w:eastAsia="zh-CN"/>
+              </w:rPr>
+              <w:t>C_raw_bar</w:t>
+            </w:r>
+            <w:proofErr w:type="spellEnd"/>
+            <w:r>
+              <w:rPr>
+                <w:rFonts w:ascii="Calibri" w:hAnsi="Calibri" w:cs="Arial"/>
+                <w:color w:val="000000"/>
+                <w:sz w:val="18"/>
+                <w:lang w:val="en-US" w:eastAsia="zh-CN"/>
+              </w:rPr>
+              <w:t>}}</w:t>
             </w:r>
           </w:p>
         </w:tc>
@@ -4664,7 +5213,27 @@
                 <w:sz w:val="18"/>
                 <w:lang w:val="en-US" w:eastAsia="zh-CN"/>
               </w:rPr>
-              <w:t>{{Mn_raw_bar}}</w:t>
+              <w:t>{{</w:t>
+            </w:r>
+            <w:proofErr w:type="spellStart"/>
+            <w:r>
+              <w:rPr>
+                <w:rFonts w:ascii="Calibri" w:hAnsi="Calibri" w:cs="Arial"/>
+                <w:color w:val="000000"/>
+                <w:sz w:val="18"/>
+                <w:lang w:val="en-US" w:eastAsia="zh-CN"/>
+              </w:rPr>
+              <w:t>Mn_raw_bar</w:t>
+            </w:r>
+            <w:proofErr w:type="spellEnd"/>
+            <w:r>
+              <w:rPr>
+                <w:rFonts w:ascii="Calibri" w:hAnsi="Calibri" w:cs="Arial"/>
+                <w:color w:val="000000"/>
+                <w:sz w:val="18"/>
+                <w:lang w:val="en-US" w:eastAsia="zh-CN"/>
+              </w:rPr>
+              <w:t>}}</w:t>
             </w:r>
           </w:p>
         </w:tc>
@@ -4691,7 +5260,27 @@
                 <w:sz w:val="18"/>
                 <w:lang w:val="en-US" w:eastAsia="zh-CN"/>
               </w:rPr>
-              <w:t>{{P_raw_bar}}</w:t>
+              <w:t>{{</w:t>
+            </w:r>
+            <w:proofErr w:type="spellStart"/>
+            <w:r>
+              <w:rPr>
+                <w:rFonts w:ascii="Calibri" w:hAnsi="Calibri" w:cs="Arial"/>
+                <w:color w:val="000000"/>
+                <w:sz w:val="18"/>
+                <w:lang w:val="en-US" w:eastAsia="zh-CN"/>
+              </w:rPr>
+              <w:t>P_raw_bar</w:t>
+            </w:r>
+            <w:proofErr w:type="spellEnd"/>
+            <w:r>
+              <w:rPr>
+                <w:rFonts w:ascii="Calibri" w:hAnsi="Calibri" w:cs="Arial"/>
+                <w:color w:val="000000"/>
+                <w:sz w:val="18"/>
+                <w:lang w:val="en-US" w:eastAsia="zh-CN"/>
+              </w:rPr>
+              <w:t>}}</w:t>
             </w:r>
           </w:p>
         </w:tc>
@@ -4718,7 +5307,27 @@
                 <w:sz w:val="18"/>
                 <w:lang w:val="en-US" w:eastAsia="zh-CN"/>
               </w:rPr>
-              <w:t>{{S_raw_bar}}</w:t>
+              <w:t>{{</w:t>
+            </w:r>
+            <w:proofErr w:type="spellStart"/>
+            <w:r>
+              <w:rPr>
+                <w:rFonts w:ascii="Calibri" w:hAnsi="Calibri" w:cs="Arial"/>
+                <w:color w:val="000000"/>
+                <w:sz w:val="18"/>
+                <w:lang w:val="en-US" w:eastAsia="zh-CN"/>
+              </w:rPr>
+              <w:t>S_raw_bar</w:t>
+            </w:r>
+            <w:proofErr w:type="spellEnd"/>
+            <w:r>
+              <w:rPr>
+                <w:rFonts w:ascii="Calibri" w:hAnsi="Calibri" w:cs="Arial"/>
+                <w:color w:val="000000"/>
+                <w:sz w:val="18"/>
+                <w:lang w:val="en-US" w:eastAsia="zh-CN"/>
+              </w:rPr>
+              <w:t>}}</w:t>
             </w:r>
           </w:p>
         </w:tc>
@@ -4745,7 +5354,27 @@
                 <w:sz w:val="18"/>
                 <w:lang w:val="en-US" w:eastAsia="zh-CN"/>
               </w:rPr>
-              <w:t>{{Si_raw_bar}}</w:t>
+              <w:t>{{</w:t>
+            </w:r>
+            <w:proofErr w:type="spellStart"/>
+            <w:r>
+              <w:rPr>
+                <w:rFonts w:ascii="Calibri" w:hAnsi="Calibri" w:cs="Arial"/>
+                <w:color w:val="000000"/>
+                <w:sz w:val="18"/>
+                <w:lang w:val="en-US" w:eastAsia="zh-CN"/>
+              </w:rPr>
+              <w:t>Si_raw_bar</w:t>
+            </w:r>
+            <w:proofErr w:type="spellEnd"/>
+            <w:r>
+              <w:rPr>
+                <w:rFonts w:ascii="Calibri" w:hAnsi="Calibri" w:cs="Arial"/>
+                <w:color w:val="000000"/>
+                <w:sz w:val="18"/>
+                <w:lang w:val="en-US" w:eastAsia="zh-CN"/>
+              </w:rPr>
+              <w:t>}}</w:t>
             </w:r>
           </w:p>
         </w:tc>
@@ -4772,7 +5401,27 @@
                 <w:sz w:val="18"/>
                 <w:lang w:val="en-US" w:eastAsia="zh-CN"/>
               </w:rPr>
-              <w:t>{{Ni_raw_bar}}</w:t>
+              <w:t>{{</w:t>
+            </w:r>
+            <w:proofErr w:type="spellStart"/>
+            <w:r>
+              <w:rPr>
+                <w:rFonts w:ascii="Calibri" w:hAnsi="Calibri" w:cs="Arial"/>
+                <w:color w:val="000000"/>
+                <w:sz w:val="18"/>
+                <w:lang w:val="en-US" w:eastAsia="zh-CN"/>
+              </w:rPr>
+              <w:t>Ni_raw_bar</w:t>
+            </w:r>
+            <w:proofErr w:type="spellEnd"/>
+            <w:r>
+              <w:rPr>
+                <w:rFonts w:ascii="Calibri" w:hAnsi="Calibri" w:cs="Arial"/>
+                <w:color w:val="000000"/>
+                <w:sz w:val="18"/>
+                <w:lang w:val="en-US" w:eastAsia="zh-CN"/>
+              </w:rPr>
+              <w:t>}}</w:t>
             </w:r>
           </w:p>
         </w:tc>
@@ -4799,7 +5448,27 @@
                 <w:sz w:val="18"/>
                 <w:lang w:val="en-US" w:eastAsia="zh-CN"/>
               </w:rPr>
-              <w:t>{{Cr_raw_bar}}</w:t>
+              <w:t>{{</w:t>
+            </w:r>
+            <w:proofErr w:type="spellStart"/>
+            <w:r>
+              <w:rPr>
+                <w:rFonts w:ascii="Calibri" w:hAnsi="Calibri" w:cs="Arial"/>
+                <w:color w:val="000000"/>
+                <w:sz w:val="18"/>
+                <w:lang w:val="en-US" w:eastAsia="zh-CN"/>
+              </w:rPr>
+              <w:t>Cr_raw_bar</w:t>
+            </w:r>
+            <w:proofErr w:type="spellEnd"/>
+            <w:r>
+              <w:rPr>
+                <w:rFonts w:ascii="Calibri" w:hAnsi="Calibri" w:cs="Arial"/>
+                <w:color w:val="000000"/>
+                <w:sz w:val="18"/>
+                <w:lang w:val="en-US" w:eastAsia="zh-CN"/>
+              </w:rPr>
+              <w:t>}}</w:t>
             </w:r>
           </w:p>
         </w:tc>
@@ -4881,7 +5550,27 @@
                 <w:sz w:val="18"/>
                 <w:lang w:val="en-US" w:eastAsia="zh-CN"/>
               </w:rPr>
-              <w:t>{{C_self_inspection}}</w:t>
+              <w:t>{{</w:t>
+            </w:r>
+            <w:proofErr w:type="spellStart"/>
+            <w:r>
+              <w:rPr>
+                <w:rFonts w:ascii="Calibri" w:hAnsi="Calibri" w:cs="Arial"/>
+                <w:color w:val="000000"/>
+                <w:sz w:val="18"/>
+                <w:lang w:val="en-US" w:eastAsia="zh-CN"/>
+              </w:rPr>
+              <w:t>C_self_inspection</w:t>
+            </w:r>
+            <w:proofErr w:type="spellEnd"/>
+            <w:r>
+              <w:rPr>
+                <w:rFonts w:ascii="Calibri" w:hAnsi="Calibri" w:cs="Arial"/>
+                <w:color w:val="000000"/>
+                <w:sz w:val="18"/>
+                <w:lang w:val="en-US" w:eastAsia="zh-CN"/>
+              </w:rPr>
+              <w:t>}}</w:t>
             </w:r>
           </w:p>
         </w:tc>
@@ -4907,7 +5596,27 @@
                 <w:sz w:val="18"/>
                 <w:lang w:val="en-US" w:eastAsia="zh-CN"/>
               </w:rPr>
-              <w:t>{{Mn_self_inspection}}</w:t>
+              <w:t>{{</w:t>
+            </w:r>
+            <w:proofErr w:type="spellStart"/>
+            <w:r>
+              <w:rPr>
+                <w:rFonts w:ascii="Calibri" w:hAnsi="Calibri" w:cs="Arial"/>
+                <w:color w:val="000000"/>
+                <w:sz w:val="18"/>
+                <w:lang w:val="en-US" w:eastAsia="zh-CN"/>
+              </w:rPr>
+              <w:t>Mn_self_inspection</w:t>
+            </w:r>
+            <w:proofErr w:type="spellEnd"/>
+            <w:r>
+              <w:rPr>
+                <w:rFonts w:ascii="Calibri" w:hAnsi="Calibri" w:cs="Arial"/>
+                <w:color w:val="000000"/>
+                <w:sz w:val="18"/>
+                <w:lang w:val="en-US" w:eastAsia="zh-CN"/>
+              </w:rPr>
+              <w:t>}}</w:t>
             </w:r>
           </w:p>
         </w:tc>
@@ -4933,7 +5642,27 @@
                 <w:sz w:val="18"/>
                 <w:lang w:val="en-US" w:eastAsia="zh-CN"/>
               </w:rPr>
-              <w:t>{{P_self_inspection}}</w:t>
+              <w:t>{{</w:t>
+            </w:r>
+            <w:proofErr w:type="spellStart"/>
+            <w:r>
+              <w:rPr>
+                <w:rFonts w:ascii="Calibri" w:hAnsi="Calibri" w:cs="Arial"/>
+                <w:color w:val="000000"/>
+                <w:sz w:val="18"/>
+                <w:lang w:val="en-US" w:eastAsia="zh-CN"/>
+              </w:rPr>
+              <w:t>P_self_inspection</w:t>
+            </w:r>
+            <w:proofErr w:type="spellEnd"/>
+            <w:r>
+              <w:rPr>
+                <w:rFonts w:ascii="Calibri" w:hAnsi="Calibri" w:cs="Arial"/>
+                <w:color w:val="000000"/>
+                <w:sz w:val="18"/>
+                <w:lang w:val="en-US" w:eastAsia="zh-CN"/>
+              </w:rPr>
+              <w:t>}}</w:t>
             </w:r>
           </w:p>
         </w:tc>
@@ -4959,7 +5688,27 @@
                 <w:sz w:val="18"/>
                 <w:lang w:val="en-US" w:eastAsia="zh-CN"/>
               </w:rPr>
-              <w:t>{{S_self_inspection}}</w:t>
+              <w:t>{{</w:t>
+            </w:r>
+            <w:proofErr w:type="spellStart"/>
+            <w:r>
+              <w:rPr>
+                <w:rFonts w:ascii="Calibri" w:hAnsi="Calibri" w:cs="Arial"/>
+                <w:color w:val="000000"/>
+                <w:sz w:val="18"/>
+                <w:lang w:val="en-US" w:eastAsia="zh-CN"/>
+              </w:rPr>
+              <w:t>S_self_inspection</w:t>
+            </w:r>
+            <w:proofErr w:type="spellEnd"/>
+            <w:r>
+              <w:rPr>
+                <w:rFonts w:ascii="Calibri" w:hAnsi="Calibri" w:cs="Arial"/>
+                <w:color w:val="000000"/>
+                <w:sz w:val="18"/>
+                <w:lang w:val="en-US" w:eastAsia="zh-CN"/>
+              </w:rPr>
+              <w:t>}}</w:t>
             </w:r>
           </w:p>
         </w:tc>
@@ -4985,7 +5734,27 @@
                 <w:sz w:val="18"/>
                 <w:lang w:val="en-US" w:eastAsia="zh-CN"/>
               </w:rPr>
-              <w:t>{{Si_self_inspection}}</w:t>
+              <w:t>{{</w:t>
+            </w:r>
+            <w:proofErr w:type="spellStart"/>
+            <w:r>
+              <w:rPr>
+                <w:rFonts w:ascii="Calibri" w:hAnsi="Calibri" w:cs="Arial"/>
+                <w:color w:val="000000"/>
+                <w:sz w:val="18"/>
+                <w:lang w:val="en-US" w:eastAsia="zh-CN"/>
+              </w:rPr>
+              <w:t>Si_self_inspection</w:t>
+            </w:r>
+            <w:proofErr w:type="spellEnd"/>
+            <w:r>
+              <w:rPr>
+                <w:rFonts w:ascii="Calibri" w:hAnsi="Calibri" w:cs="Arial"/>
+                <w:color w:val="000000"/>
+                <w:sz w:val="18"/>
+                <w:lang w:val="en-US" w:eastAsia="zh-CN"/>
+              </w:rPr>
+              <w:t>}}</w:t>
             </w:r>
           </w:p>
         </w:tc>
@@ -5011,7 +5780,27 @@
                 <w:sz w:val="18"/>
                 <w:lang w:val="en-US" w:eastAsia="zh-CN"/>
               </w:rPr>
-              <w:t>{{Ni_self_inspection}}</w:t>
+              <w:t>{{</w:t>
+            </w:r>
+            <w:proofErr w:type="spellStart"/>
+            <w:r>
+              <w:rPr>
+                <w:rFonts w:ascii="Calibri" w:hAnsi="Calibri" w:cs="Arial"/>
+                <w:color w:val="000000"/>
+                <w:sz w:val="18"/>
+                <w:lang w:val="en-US" w:eastAsia="zh-CN"/>
+              </w:rPr>
+              <w:t>Ni_self_inspection</w:t>
+            </w:r>
+            <w:proofErr w:type="spellEnd"/>
+            <w:r>
+              <w:rPr>
+                <w:rFonts w:ascii="Calibri" w:hAnsi="Calibri" w:cs="Arial"/>
+                <w:color w:val="000000"/>
+                <w:sz w:val="18"/>
+                <w:lang w:val="en-US" w:eastAsia="zh-CN"/>
+              </w:rPr>
+              <w:t>}}</w:t>
             </w:r>
           </w:p>
         </w:tc>
@@ -5037,7 +5826,27 @@
                 <w:sz w:val="18"/>
                 <w:lang w:val="en-US" w:eastAsia="zh-CN"/>
               </w:rPr>
-              <w:t>{{Cr_self_inspection}}</w:t>
+              <w:t>{{</w:t>
+            </w:r>
+            <w:proofErr w:type="spellStart"/>
+            <w:r>
+              <w:rPr>
+                <w:rFonts w:ascii="Calibri" w:hAnsi="Calibri" w:cs="Arial"/>
+                <w:color w:val="000000"/>
+                <w:sz w:val="18"/>
+                <w:lang w:val="en-US" w:eastAsia="zh-CN"/>
+              </w:rPr>
+              <w:t>Cr_self_inspection</w:t>
+            </w:r>
+            <w:proofErr w:type="spellEnd"/>
+            <w:r>
+              <w:rPr>
+                <w:rFonts w:ascii="Calibri" w:hAnsi="Calibri" w:cs="Arial"/>
+                <w:color w:val="000000"/>
+                <w:sz w:val="18"/>
+                <w:lang w:val="en-US" w:eastAsia="zh-CN"/>
+              </w:rPr>
+              <w:t>}}</w:t>
             </w:r>
           </w:p>
         </w:tc>
@@ -5860,6 +6669,7 @@
         </w:rPr>
         <w:t xml:space="preserve"> </w:t>
       </w:r>
+      <w:proofErr w:type="gramStart"/>
       <w:r>
         <w:rPr>
           <w:spacing w:val="-1"/>
@@ -5879,7 +6689,15 @@
           <w:spacing w:val="-1"/>
           <w:position w:val="2"/>
         </w:rPr>
-        <w:t xml:space="preserve">: </w:t>
+        <w:t>:</w:t>
+      </w:r>
+      <w:proofErr w:type="gramEnd"/>
+      <w:r>
+        <w:rPr>
+          <w:spacing w:val="-1"/>
+          <w:position w:val="2"/>
+        </w:rPr>
+        <w:t xml:space="preserve"> </w:t>
       </w:r>
       <w:r>
         <w:rPr>
@@ -5921,7 +6739,63 @@
           <w:szCs w:val="15"/>
           <w:lang w:val="en-US" w:eastAsia="zh-CN"/>
         </w:rPr>
-        <w:t>Note: Herewith we confirm that the raw materials of the goods are of origin China.Goods do not uset any material originated from Russia.</w:t>
+        <w:t xml:space="preserve">Note: Herewith we confirm that the raw materials of the goods are of origin </w:t>
+      </w:r>
+      <w:proofErr w:type="spellStart"/>
+      <w:r>
+        <w:rPr>
+          <w:rFonts w:ascii="Microsoft YaHei" w:eastAsia="Microsoft YaHei" w:hAnsi="Microsoft YaHei" w:cs="Microsoft YaHei" w:hint="eastAsia"/>
+          <w:snapToGrid w:val="0"/>
+          <w:color w:val="000000"/>
+          <w:spacing w:val="-1"/>
+          <w:position w:val="2"/>
+          <w:sz w:val="15"/>
+          <w:szCs w:val="15"/>
+          <w:lang w:val="en-US" w:eastAsia="zh-CN"/>
+        </w:rPr>
+        <w:t>China.Goods</w:t>
+      </w:r>
+      <w:proofErr w:type="spellEnd"/>
+      <w:r>
+        <w:rPr>
+          <w:rFonts w:ascii="Microsoft YaHei" w:eastAsia="Microsoft YaHei" w:hAnsi="Microsoft YaHei" w:cs="Microsoft YaHei" w:hint="eastAsia"/>
+          <w:snapToGrid w:val="0"/>
+          <w:color w:val="000000"/>
+          <w:spacing w:val="-1"/>
+          <w:position w:val="2"/>
+          <w:sz w:val="15"/>
+          <w:szCs w:val="15"/>
+          <w:lang w:val="en-US" w:eastAsia="zh-CN"/>
+        </w:rPr>
+        <w:t xml:space="preserve"> do not </w:t>
+      </w:r>
+      <w:proofErr w:type="spellStart"/>
+      <w:r>
+        <w:rPr>
+          <w:rFonts w:ascii="Microsoft YaHei" w:eastAsia="Microsoft YaHei" w:hAnsi="Microsoft YaHei" w:cs="Microsoft YaHei" w:hint="eastAsia"/>
+          <w:snapToGrid w:val="0"/>
+          <w:color w:val="000000"/>
+          <w:spacing w:val="-1"/>
+          <w:position w:val="2"/>
+          <w:sz w:val="15"/>
+          <w:szCs w:val="15"/>
+          <w:lang w:val="en-US" w:eastAsia="zh-CN"/>
+        </w:rPr>
+        <w:t>uset</w:t>
+      </w:r>
+      <w:proofErr w:type="spellEnd"/>
+      <w:r>
+        <w:rPr>
+          <w:rFonts w:ascii="Microsoft YaHei" w:eastAsia="Microsoft YaHei" w:hAnsi="Microsoft YaHei" w:cs="Microsoft YaHei" w:hint="eastAsia"/>
+          <w:snapToGrid w:val="0"/>
+          <w:color w:val="000000"/>
+          <w:spacing w:val="-1"/>
+          <w:position w:val="2"/>
+          <w:sz w:val="15"/>
+          <w:szCs w:val="15"/>
+          <w:lang w:val="en-US" w:eastAsia="zh-CN"/>
+        </w:rPr>
+        <w:t xml:space="preserve"> any material originated from Russia.</w:t>
       </w:r>
     </w:p>
     <w:p>
@@ -6062,6 +6936,7 @@
         </w:rPr>
         <w:t>Work Inspector</w:t>
       </w:r>
+      <w:proofErr w:type="gramStart"/>
       <w:r>
         <w:rPr>
           <w:rFonts w:ascii="Calibri" w:hAnsi="Calibri" w:cs="Arial"/>
@@ -6074,6 +6949,7 @@
         </w:rPr>
         <w:t xml:space="preserve"> :</w:t>
       </w:r>
+      <w:proofErr w:type="gramEnd"/>
     </w:p>
     <w:p>
       <w:pPr>
@@ -6230,7 +7106,7 @@
 </file>
 
 <file path=word/endnotes.xml><?xml version="1.0" encoding="utf-8"?>
-<w:endnotes xmlns:wpc="http://schemas.microsoft.com/office/word/2010/wordprocessingCanvas" xmlns:cx="http://schemas.microsoft.com/office/drawing/2014/chartex" xmlns:cx1="http://schemas.microsoft.com/office/drawing/2015/9/8/chartex" xmlns:cx2="http://schemas.microsoft.com/office/drawing/2015/10/21/chartex" xmlns:cx3="http://schemas.microsoft.com/office/drawing/2016/5/9/chartex" xmlns:cx4="http://schemas.microsoft.com/office/drawing/2016/5/10/chartex" xmlns:cx5="http://schemas.microsoft.com/office/drawing/2016/5/11/chartex" xmlns:cx6="http://schemas.microsoft.com/office/drawing/2016/5/12/chartex" xmlns:cx7="http://schemas.microsoft.com/office/drawing/2016/5/13/chartex" xmlns:cx8="http://schemas.microsoft.com/office/drawing/2016/5/14/chartex" xmlns:mc="http://schemas.openxmlformats.org/markup-compatibility/2006" xmlns:aink="http://schemas.microsoft.com/office/drawing/2016/ink" xmlns:am3d="http://schemas.microsoft.com/office/drawing/2017/model3d" xmlns:o="urn:schemas-microsoft-com:office:office" xmlns:oel="http://schemas.microsoft.com/office/2019/extlst" xmlns:r="http://schemas.openxmlformats.org/officeDocument/2006/relationships" xmlns:m="http://schemas.openxmlformats.org/officeDocument/2006/math" xmlns:v="urn:schemas-microsoft-com:vml" xmlns:wp14="http://schemas.microsoft.com/office/word/2010/wordprocessingDrawing" xmlns:wp="http://schemas.openxmlformats.org/drawingml/2006/wordprocessingDrawing" xmlns:w10="urn:schemas-microsoft-com:office:word" xmlns:w="http://schemas.openxmlformats.org/wordprocessingml/2006/main" xmlns:w14="http://schemas.microsoft.com/office/word/2010/wordml" xmlns:w15="http://schemas.microsoft.com/office/word/2012/wordml" xmlns:w16cex="http://schemas.microsoft.com/office/word/2018/wordml/cex" xmlns:w16cid="http://schemas.microsoft.com/office/word/2016/wordml/cid" xmlns:w16="http://schemas.microsoft.com/office/word/2018/wordml" xmlns:w16du="http://schemas.microsoft.com/office/word/2023/wordml/word16du" xmlns:w16sdtdh="http://schemas.microsoft.com/office/word/2020/wordml/sdtdatahash" xmlns:w16sdtfl="http://schemas.microsoft.com/office/word/2024/wordml/sdtformatlock" xmlns:w16se="http://schemas.microsoft.com/office/word/2015/wordml/symex" xmlns:wpg="http://schemas.microsoft.com/office/word/2010/wordprocessingGroup" xmlns:wpi="http://schemas.microsoft.com/office/word/2010/wordprocessingInk" xmlns:wne="http://schemas.microsoft.com/office/word/2006/wordml" xmlns:wps="http://schemas.microsoft.com/office/word/2010/wordprocessingShape" mc:Ignorable="w14 w15 w16se w16cid w16 w16cex w16sdtdh w16sdtfl w16du wp14">
+<w:endnotes xmlns:wpc="http://schemas.microsoft.com/office/word/2010/wordprocessingCanvas" xmlns:cx="http://schemas.microsoft.com/office/drawing/2014/chartex" xmlns:cx1="http://schemas.microsoft.com/office/drawing/2015/9/8/chartex" xmlns:cx2="http://schemas.microsoft.com/office/drawing/2015/10/21/chartex" xmlns:cx3="http://schemas.microsoft.com/office/drawing/2016/5/9/chartex" xmlns:cx4="http://schemas.microsoft.com/office/drawing/2016/5/10/chartex" xmlns:cx5="http://schemas.microsoft.com/office/drawing/2016/5/11/chartex" xmlns:cx6="http://schemas.microsoft.com/office/drawing/2016/5/12/chartex" xmlns:cx7="http://schemas.microsoft.com/office/drawing/2016/5/13/chartex" xmlns:cx8="http://schemas.microsoft.com/office/drawing/2016/5/14/chartex" xmlns:mc="http://schemas.openxmlformats.org/markup-compatibility/2006" xmlns:aink="http://schemas.microsoft.com/office/drawing/2016/ink" xmlns:am3d="http://schemas.microsoft.com/office/drawing/2017/model3d" xmlns:o="urn:schemas-microsoft-com:office:office" xmlns:oel="http://schemas.microsoft.com/office/2019/extlst" xmlns:r="http://schemas.openxmlformats.org/officeDocument/2006/relationships" xmlns:m="http://schemas.openxmlformats.org/officeDocument/2006/math" xmlns:v="urn:schemas-microsoft-com:vml" xmlns:wp14="http://schemas.microsoft.com/office/word/2010/wordprocessingDrawing" xmlns:wp="http://schemas.openxmlformats.org/drawingml/2006/wordprocessingDrawing" xmlns:w10="urn:schemas-microsoft-com:office:word" xmlns:w="http://schemas.openxmlformats.org/wordprocessingml/2006/main" xmlns:w14="http://schemas.microsoft.com/office/word/2010/wordml" xmlns:w15="http://schemas.microsoft.com/office/word/2012/wordml" xmlns:w16cei="http://schemas.microsoft.com/office/word/2026/wordml/cei" xmlns:w16cex="http://schemas.microsoft.com/office/word/2018/wordml/cex" xmlns:w16cid="http://schemas.microsoft.com/office/word/2016/wordml/cid" xmlns:w16="http://schemas.microsoft.com/office/word/2018/wordml" xmlns:w16du="http://schemas.microsoft.com/office/word/2023/wordml/word16du" xmlns:w16sdtdh="http://schemas.microsoft.com/office/word/2020/wordml/sdtdatahash" xmlns:w16sdtfl="http://schemas.microsoft.com/office/word/2024/wordml/sdtformatlock" xmlns:w16se="http://schemas.microsoft.com/office/word/2015/wordml/symex" xmlns:wpg="http://schemas.microsoft.com/office/word/2010/wordprocessingGroup" xmlns:wpi="http://schemas.microsoft.com/office/word/2010/wordprocessingInk" xmlns:wne="http://schemas.microsoft.com/office/word/2006/wordml" xmlns:wps="http://schemas.microsoft.com/office/word/2010/wordprocessingShape" mc:Ignorable="w14 w15 w16se w16cid w16 w16cex w16sdtdh w16sdtfl w16du wp14">
   <w:endnote w:type="separator" w:id="-1">
     <w:p>
       <w:r>
@@ -6249,7 +7125,7 @@
 </file>
 
 <file path=word/footnotes.xml><?xml version="1.0" encoding="utf-8"?>
-<w:footnotes xmlns:wpc="http://schemas.microsoft.com/office/word/2010/wordprocessingCanvas" xmlns:cx="http://schemas.microsoft.com/office/drawing/2014/chartex" xmlns:cx1="http://schemas.microsoft.com/office/drawing/2015/9/8/chartex" xmlns:cx2="http://schemas.microsoft.com/office/drawing/2015/10/21/chartex" xmlns:cx3="http://schemas.microsoft.com/office/drawing/2016/5/9/chartex" xmlns:cx4="http://schemas.microsoft.com/office/drawing/2016/5/10/chartex" xmlns:cx5="http://schemas.microsoft.com/office/drawing/2016/5/11/chartex" xmlns:cx6="http://schemas.microsoft.com/office/drawing/2016/5/12/chartex" xmlns:cx7="http://schemas.microsoft.com/office/drawing/2016/5/13/chartex" xmlns:cx8="http://schemas.microsoft.com/office/drawing/2016/5/14/chartex" xmlns:mc="http://schemas.openxmlformats.org/markup-compatibility/2006" xmlns:aink="http://schemas.microsoft.com/office/drawing/2016/ink" xmlns:am3d="http://schemas.microsoft.com/office/drawing/2017/model3d" xmlns:o="urn:schemas-microsoft-com:office:office" xmlns:oel="http://schemas.microsoft.com/office/2019/extlst" xmlns:r="http://schemas.openxmlformats.org/officeDocument/2006/relationships" xmlns:m="http://schemas.openxmlformats.org/officeDocument/2006/math" xmlns:v="urn:schemas-microsoft-com:vml" xmlns:wp14="http://schemas.microsoft.com/office/word/2010/wordprocessingDrawing" xmlns:wp="http://schemas.openxmlformats.org/drawingml/2006/wordprocessingDrawing" xmlns:w10="urn:schemas-microsoft-com:office:word" xmlns:w="http://schemas.openxmlformats.org/wordprocessingml/2006/main" xmlns:w14="http://schemas.microsoft.com/office/word/2010/wordml" xmlns:w15="http://schemas.microsoft.com/office/word/2012/wordml" xmlns:w16cex="http://schemas.microsoft.com/office/word/2018/wordml/cex" xmlns:w16cid="http://schemas.microsoft.com/office/word/2016/wordml/cid" xmlns:w16="http://schemas.microsoft.com/office/word/2018/wordml" xmlns:w16du="http://schemas.microsoft.com/office/word/2023/wordml/word16du" xmlns:w16sdtdh="http://schemas.microsoft.com/office/word/2020/wordml/sdtdatahash" xmlns:w16sdtfl="http://schemas.microsoft.com/office/word/2024/wordml/sdtformatlock" xmlns:w16se="http://schemas.microsoft.com/office/word/2015/wordml/symex" xmlns:wpg="http://schemas.microsoft.com/office/word/2010/wordprocessingGroup" xmlns:wpi="http://schemas.microsoft.com/office/word/2010/wordprocessingInk" xmlns:wne="http://schemas.microsoft.com/office/word/2006/wordml" xmlns:wps="http://schemas.microsoft.com/office/word/2010/wordprocessingShape" mc:Ignorable="w14 w15 w16se w16cid w16 w16cex w16sdtdh w16sdtfl w16du wp14">
+<w:footnotes xmlns:wpc="http://schemas.microsoft.com/office/word/2010/wordprocessingCanvas" xmlns:cx="http://schemas.microsoft.com/office/drawing/2014/chartex" xmlns:cx1="http://schemas.microsoft.com/office/drawing/2015/9/8/chartex" xmlns:cx2="http://schemas.microsoft.com/office/drawing/2015/10/21/chartex" xmlns:cx3="http://schemas.microsoft.com/office/drawing/2016/5/9/chartex" xmlns:cx4="http://schemas.microsoft.com/office/drawing/2016/5/10/chartex" xmlns:cx5="http://schemas.microsoft.com/office/drawing/2016/5/11/chartex" xmlns:cx6="http://schemas.microsoft.com/office/drawing/2016/5/12/chartex" xmlns:cx7="http://schemas.microsoft.com/office/drawing/2016/5/13/chartex" xmlns:cx8="http://schemas.microsoft.com/office/drawing/2016/5/14/chartex" xmlns:mc="http://schemas.openxmlformats.org/markup-compatibility/2006" xmlns:aink="http://schemas.microsoft.com/office/drawing/2016/ink" xmlns:am3d="http://schemas.microsoft.com/office/drawing/2017/model3d" xmlns:o="urn:schemas-microsoft-com:office:office" xmlns:oel="http://schemas.microsoft.com/office/2019/extlst" xmlns:r="http://schemas.openxmlformats.org/officeDocument/2006/relationships" xmlns:m="http://schemas.openxmlformats.org/officeDocument/2006/math" xmlns:v="urn:schemas-microsoft-com:vml" xmlns:wp14="http://schemas.microsoft.com/office/word/2010/wordprocessingDrawing" xmlns:wp="http://schemas.openxmlformats.org/drawingml/2006/wordprocessingDrawing" xmlns:w10="urn:schemas-microsoft-com:office:word" xmlns:w="http://schemas.openxmlformats.org/wordprocessingml/2006/main" xmlns:w14="http://schemas.microsoft.com/office/word/2010/wordml" xmlns:w15="http://schemas.microsoft.com/office/word/2012/wordml" xmlns:w16cei="http://schemas.microsoft.com/office/word/2026/wordml/cei" xmlns:w16cex="http://schemas.microsoft.com/office/word/2018/wordml/cex" xmlns:w16cid="http://schemas.microsoft.com/office/word/2016/wordml/cid" xmlns:w16="http://schemas.microsoft.com/office/word/2018/wordml" xmlns:w16du="http://schemas.microsoft.com/office/word/2023/wordml/word16du" xmlns:w16sdtdh="http://schemas.microsoft.com/office/word/2020/wordml/sdtdatahash" xmlns:w16sdtfl="http://schemas.microsoft.com/office/word/2024/wordml/sdtformatlock" xmlns:w16se="http://schemas.microsoft.com/office/word/2015/wordml/symex" xmlns:wpg="http://schemas.microsoft.com/office/word/2010/wordprocessingGroup" xmlns:wpi="http://schemas.microsoft.com/office/word/2010/wordprocessingInk" xmlns:wne="http://schemas.microsoft.com/office/word/2006/wordml" xmlns:wps="http://schemas.microsoft.com/office/word/2010/wordprocessingShape" mc:Ignorable="w14 w15 w16se w16cid w16 w16cex w16sdtdh w16sdtfl w16du wp14">
   <w:footnote w:type="separator" w:id="-1">
     <w:p>
       <w:r>
@@ -6268,7 +7144,7 @@
 </file>
 
 <file path=word/numbering.xml><?xml version="1.0" encoding="utf-8"?>
-<w:numbering xmlns:wpc="http://schemas.microsoft.com/office/word/2010/wordprocessingCanvas" xmlns:cx="http://schemas.microsoft.com/office/drawing/2014/chartex" xmlns:cx1="http://schemas.microsoft.com/office/drawing/2015/9/8/chartex" xmlns:cx2="http://schemas.microsoft.com/office/drawing/2015/10/21/chartex" xmlns:cx3="http://schemas.microsoft.com/office/drawing/2016/5/9/chartex" xmlns:cx4="http://schemas.microsoft.com/office/drawing/2016/5/10/chartex" xmlns:cx5="http://schemas.microsoft.com/office/drawing/2016/5/11/chartex" xmlns:cx6="http://schemas.microsoft.com/office/drawing/2016/5/12/chartex" xmlns:cx7="http://schemas.microsoft.com/office/drawing/2016/5/13/chartex" xmlns:cx8="http://schemas.microsoft.com/office/drawing/2016/5/14/chartex" xmlns:mc="http://schemas.openxmlformats.org/markup-compatibility/2006" xmlns:aink="http://schemas.microsoft.com/office/drawing/2016/ink" xmlns:am3d="http://schemas.microsoft.com/office/drawing/2017/model3d" xmlns:o="urn:schemas-microsoft-com:office:office" xmlns:oel="http://schemas.microsoft.com/office/2019/extlst" xmlns:r="http://schemas.openxmlformats.org/officeDocument/2006/relationships" xmlns:m="http://schemas.openxmlformats.org/officeDocument/2006/math" xmlns:v="urn:schemas-microsoft-com:vml" xmlns:wp14="http://schemas.microsoft.com/office/word/2010/wordprocessingDrawing" xmlns:wp="http://schemas.openxmlformats.org/drawingml/2006/wordprocessingDrawing" xmlns:w10="urn:schemas-microsoft-com:office:word" xmlns:w="http://schemas.openxmlformats.org/wordprocessingml/2006/main" xmlns:w14="http://schemas.microsoft.com/office/word/2010/wordml" xmlns:w15="http://schemas.microsoft.com/office/word/2012/wordml" xmlns:w16cex="http://schemas.microsoft.com/office/word/2018/wordml/cex" xmlns:w16cid="http://schemas.microsoft.com/office/word/2016/wordml/cid" xmlns:w16="http://schemas.microsoft.com/office/word/2018/wordml" xmlns:w16du="http://schemas.microsoft.com/office/word/2023/wordml/word16du" xmlns:w16sdtdh="http://schemas.microsoft.com/office/word/2020/wordml/sdtdatahash" xmlns:w16sdtfl="http://schemas.microsoft.com/office/word/2024/wordml/sdtformatlock" xmlns:w16se="http://schemas.microsoft.com/office/word/2015/wordml/symex" xmlns:wpg="http://schemas.microsoft.com/office/word/2010/wordprocessingGroup" xmlns:wpi="http://schemas.microsoft.com/office/word/2010/wordprocessingInk" xmlns:wne="http://schemas.microsoft.com/office/word/2006/wordml" xmlns:wps="http://schemas.microsoft.com/office/word/2010/wordprocessingShape" mc:Ignorable="w14 w15 w16se w16cid w16 w16cex w16sdtdh w16sdtfl w16du wp14">
+<w:numbering xmlns:wpc="http://schemas.microsoft.com/office/word/2010/wordprocessingCanvas" xmlns:cx="http://schemas.microsoft.com/office/drawing/2014/chartex" xmlns:cx1="http://schemas.microsoft.com/office/drawing/2015/9/8/chartex" xmlns:cx2="http://schemas.microsoft.com/office/drawing/2015/10/21/chartex" xmlns:cx3="http://schemas.microsoft.com/office/drawing/2016/5/9/chartex" xmlns:cx4="http://schemas.microsoft.com/office/drawing/2016/5/10/chartex" xmlns:cx5="http://schemas.microsoft.com/office/drawing/2016/5/11/chartex" xmlns:cx6="http://schemas.microsoft.com/office/drawing/2016/5/12/chartex" xmlns:cx7="http://schemas.microsoft.com/office/drawing/2016/5/13/chartex" xmlns:cx8="http://schemas.microsoft.com/office/drawing/2016/5/14/chartex" xmlns:mc="http://schemas.openxmlformats.org/markup-compatibility/2006" xmlns:aink="http://schemas.microsoft.com/office/drawing/2016/ink" xmlns:am3d="http://schemas.microsoft.com/office/drawing/2017/model3d" xmlns:o="urn:schemas-microsoft-com:office:office" xmlns:oel="http://schemas.microsoft.com/office/2019/extlst" xmlns:r="http://schemas.openxmlformats.org/officeDocument/2006/relationships" xmlns:m="http://schemas.openxmlformats.org/officeDocument/2006/math" xmlns:v="urn:schemas-microsoft-com:vml" xmlns:wp14="http://schemas.microsoft.com/office/word/2010/wordprocessingDrawing" xmlns:wp="http://schemas.openxmlformats.org/drawingml/2006/wordprocessingDrawing" xmlns:w10="urn:schemas-microsoft-com:office:word" xmlns:w="http://schemas.openxmlformats.org/wordprocessingml/2006/main" xmlns:w14="http://schemas.microsoft.com/office/word/2010/wordml" xmlns:w15="http://schemas.microsoft.com/office/word/2012/wordml" xmlns:w16cei="http://schemas.microsoft.com/office/word/2026/wordml/cei" xmlns:w16cex="http://schemas.microsoft.com/office/word/2018/wordml/cex" xmlns:w16cid="http://schemas.microsoft.com/office/word/2016/wordml/cid" xmlns:w16="http://schemas.microsoft.com/office/word/2018/wordml" xmlns:w16du="http://schemas.microsoft.com/office/word/2023/wordml/word16du" xmlns:w16sdtdh="http://schemas.microsoft.com/office/word/2020/wordml/sdtdatahash" xmlns:w16sdtfl="http://schemas.microsoft.com/office/word/2024/wordml/sdtformatlock" xmlns:w16se="http://schemas.microsoft.com/office/word/2015/wordml/symex" xmlns:wpg="http://schemas.microsoft.com/office/word/2010/wordprocessingGroup" xmlns:wpi="http://schemas.microsoft.com/office/word/2010/wordprocessingInk" xmlns:wne="http://schemas.microsoft.com/office/word/2006/wordml" xmlns:wps="http://schemas.microsoft.com/office/word/2010/wordprocessingShape" mc:Ignorable="w14 w15 w16se w16cid w16 w16cex w16sdtdh w16sdtfl w16du wp14">
   <w:abstractNum w:abstractNumId="0" w15:restartNumberingAfterBreak="0">
     <w:nsid w:val="580D00D9"/>
     <w:multiLevelType w:val="singleLevel"/>
